--- a/00-首页/题组Word/初赛模拟卷/真题版式/初赛模拟卷XI（非有机·学生版·真题版式）.docx
+++ b/00-首页/题组Word/初赛模拟卷/真题版式/初赛模拟卷XI（非有机·学生版·真题版式）.docx
@@ -2,7 +2,7 @@
 <file path=word/document.xml><?xml version="1.0" encoding="utf-8"?>
 <w:document xmlns:w="http://schemas.openxmlformats.org/wordprocessingml/2006/main" xmlns:m="http://schemas.openxmlformats.org/officeDocument/2006/math" xmlns:r="http://schemas.openxmlformats.org/officeDocument/2006/relationships" xmlns:o="urn:schemas-microsoft-com:office:office" xmlns:v="urn:schemas-microsoft-com:vml" xmlns:w10="urn:schemas-microsoft-com:office:word" xmlns:a="http://schemas.openxmlformats.org/drawingml/2006/main" xmlns:pic="http://schemas.openxmlformats.org/drawingml/2006/picture" xmlns:wp="http://schemas.openxmlformats.org/drawingml/2006/wordprocessingDrawing">
   <w:body>
-    <w:bookmarkStart w:id="111" w:name="初赛模拟卷-xi非有机"/>
+    <w:bookmarkStart w:id="108" w:name="初赛模拟卷-xi非有机"/>
     <w:p>
       <w:pPr>
         <w:pStyle w:val="Heading1"/>
@@ -23,7 +23,7 @@
         <w:t xml:space="preserve">XI（非有机）</w:t>
       </w:r>
     </w:p>
-    <w:bookmarkStart w:id="38" w:name="第一部分-元素化学与分析化学第-17-题共-52-分"/>
+    <w:bookmarkStart w:id="38" w:name="第一部分-元素化学与分析化学第-17-题共-53-分"/>
     <w:p>
       <w:pPr>
         <w:pStyle w:val="Heading2"/>
@@ -53,7 +53,7 @@
         <w:t xml:space="preserve">题，共</w:t>
       </w:r>
       <w:r>
-        <w:t xml:space="preserve"> 52 </w:t>
+        <w:t xml:space="preserve"> 53 </w:t>
       </w:r>
       <w:r>
         <w:rPr>
@@ -4572,7 +4572,7 @@
       </w:r>
     </w:p>
     <w:bookmarkEnd w:id="25"/>
-    <w:bookmarkStart w:id="26" w:name="第-5-题7-分"/>
+    <w:bookmarkStart w:id="26" w:name="第-5-题8-分"/>
     <w:p>
       <w:pPr>
         <w:pStyle w:val="Heading3"/>
@@ -4590,7 +4590,7 @@
         <w:rPr>
           <w:rFonts w:ascii="Times New Roman" w:hAnsi="Times New Roman" w:cs="Times New Roman" w:eastAsia="SimSun"/>
         </w:rPr>
-        <w:t xml:space="preserve">题（7</w:t>
+        <w:t xml:space="preserve">题（8</w:t>
       </w:r>
       <w:r>
         <w:t xml:space="preserve"> </w:t>
@@ -5847,67 +5847,307 @@
           </w:p>
         </w:tc>
       </w:tr>
+      <w:tr>
+        <w:tc>
+          <w:tcPr>
+            <w:tcW w:type="dxa" w:w="1828"/>
+          </w:tcPr>
+          <w:tcPr/>
+          <w:p>
+            <w:pPr>
+              <w:pStyle w:val="Compact"/>
+              <w:jc w:val="center"/>
+            </w:pPr>
+            <w:r>
+              <w:t xml:space="preserve">1</w:t>
+            </w:r>
+          </w:p>
+        </w:tc>
+        <w:tc>
+          <w:tcPr>
+            <w:tcW w:type="dxa" w:w="1828"/>
+          </w:tcPr>
+          <w:tcPr/>
+          <w:p>
+            <w:pPr>
+              <w:pStyle w:val="Compact"/>
+            </w:pPr>
+          </w:p>
+        </w:tc>
+        <w:tc>
+          <w:tcPr>
+            <w:tcW w:type="dxa" w:w="3291"/>
+          </w:tcPr>
+          <w:tcPr/>
+          <w:p>
+            <w:pPr>
+              <w:pStyle w:val="Compact"/>
+            </w:pPr>
+          </w:p>
+        </w:tc>
+        <w:tc>
+          <w:tcPr>
+            <w:tcW w:type="dxa" w:w="2805"/>
+          </w:tcPr>
+          <w:tcPr/>
+          <w:p>
+            <w:pPr>
+              <w:pStyle w:val="Compact"/>
+            </w:pPr>
+          </w:p>
+        </w:tc>
+      </w:tr>
+      <w:tr>
+        <w:tc>
+          <w:tcPr>
+            <w:tcW w:type="dxa" w:w="1828"/>
+          </w:tcPr>
+          <w:tcPr/>
+          <w:p>
+            <w:pPr>
+              <w:pStyle w:val="Compact"/>
+              <w:jc w:val="center"/>
+            </w:pPr>
+            <w:r>
+              <w:t xml:space="preserve">2</w:t>
+            </w:r>
+          </w:p>
+        </w:tc>
+        <w:tc>
+          <w:tcPr>
+            <w:tcW w:type="dxa" w:w="1828"/>
+          </w:tcPr>
+          <w:tcPr/>
+          <w:p>
+            <w:pPr>
+              <w:pStyle w:val="Compact"/>
+            </w:pPr>
+          </w:p>
+        </w:tc>
+        <w:tc>
+          <w:tcPr>
+            <w:tcW w:type="dxa" w:w="3291"/>
+          </w:tcPr>
+          <w:tcPr/>
+          <w:p>
+            <w:pPr>
+              <w:pStyle w:val="Compact"/>
+            </w:pPr>
+          </w:p>
+        </w:tc>
+        <w:tc>
+          <w:tcPr>
+            <w:tcW w:type="dxa" w:w="2805"/>
+          </w:tcPr>
+          <w:tcPr/>
+          <w:p>
+            <w:pPr>
+              <w:pStyle w:val="Compact"/>
+            </w:pPr>
+          </w:p>
+        </w:tc>
+      </w:tr>
+      <w:tr>
+        <w:tc>
+          <w:tcPr>
+            <w:tcW w:type="dxa" w:w="1828"/>
+          </w:tcPr>
+          <w:tcPr/>
+          <w:p>
+            <w:pPr>
+              <w:pStyle w:val="Compact"/>
+              <w:jc w:val="center"/>
+            </w:pPr>
+            <w:r>
+              <w:t xml:space="preserve">3</w:t>
+            </w:r>
+          </w:p>
+        </w:tc>
+        <w:tc>
+          <w:tcPr>
+            <w:tcW w:type="dxa" w:w="1828"/>
+          </w:tcPr>
+          <w:tcPr/>
+          <w:p>
+            <w:pPr>
+              <w:pStyle w:val="Compact"/>
+            </w:pPr>
+          </w:p>
+        </w:tc>
+        <w:tc>
+          <w:tcPr>
+            <w:tcW w:type="dxa" w:w="3291"/>
+          </w:tcPr>
+          <w:tcPr/>
+          <w:p>
+            <w:pPr>
+              <w:pStyle w:val="Compact"/>
+            </w:pPr>
+          </w:p>
+        </w:tc>
+        <w:tc>
+          <w:tcPr>
+            <w:tcW w:type="dxa" w:w="2805"/>
+          </w:tcPr>
+          <w:tcPr/>
+          <w:p>
+            <w:pPr>
+              <w:pStyle w:val="Compact"/>
+            </w:pPr>
+          </w:p>
+        </w:tc>
+      </w:tr>
+      <w:tr>
+        <w:tc>
+          <w:tcPr>
+            <w:tcW w:type="dxa" w:w="1828"/>
+          </w:tcPr>
+          <w:tcPr/>
+          <w:p>
+            <w:pPr>
+              <w:pStyle w:val="Compact"/>
+              <w:jc w:val="center"/>
+            </w:pPr>
+            <w:r>
+              <w:t xml:space="preserve">4</w:t>
+            </w:r>
+          </w:p>
+        </w:tc>
+        <w:tc>
+          <w:tcPr>
+            <w:tcW w:type="dxa" w:w="1828"/>
+          </w:tcPr>
+          <w:tcPr/>
+          <w:p>
+            <w:pPr>
+              <w:pStyle w:val="Compact"/>
+            </w:pPr>
+          </w:p>
+        </w:tc>
+        <w:tc>
+          <w:tcPr>
+            <w:tcW w:type="dxa" w:w="3291"/>
+          </w:tcPr>
+          <w:tcPr/>
+          <w:p>
+            <w:pPr>
+              <w:pStyle w:val="Compact"/>
+            </w:pPr>
+          </w:p>
+        </w:tc>
+        <w:tc>
+          <w:tcPr>
+            <w:tcW w:type="dxa" w:w="2805"/>
+          </w:tcPr>
+          <w:tcPr/>
+          <w:p>
+            <w:pPr>
+              <w:pStyle w:val="Compact"/>
+            </w:pPr>
+          </w:p>
+        </w:tc>
+      </w:tr>
+      <w:tr>
+        <w:tc>
+          <w:tcPr>
+            <w:tcW w:type="dxa" w:w="1828"/>
+          </w:tcPr>
+          <w:tcPr/>
+          <w:p>
+            <w:pPr>
+              <w:pStyle w:val="Compact"/>
+              <w:jc w:val="center"/>
+            </w:pPr>
+            <w:r>
+              <w:t xml:space="preserve">5</w:t>
+            </w:r>
+          </w:p>
+        </w:tc>
+        <w:tc>
+          <w:tcPr>
+            <w:tcW w:type="dxa" w:w="1828"/>
+          </w:tcPr>
+          <w:tcPr/>
+          <w:p>
+            <w:pPr>
+              <w:pStyle w:val="Compact"/>
+            </w:pPr>
+          </w:p>
+        </w:tc>
+        <w:tc>
+          <w:tcPr>
+            <w:tcW w:type="dxa" w:w="3291"/>
+          </w:tcPr>
+          <w:tcPr/>
+          <w:p>
+            <w:pPr>
+              <w:pStyle w:val="Compact"/>
+            </w:pPr>
+          </w:p>
+        </w:tc>
+        <w:tc>
+          <w:tcPr>
+            <w:tcW w:type="dxa" w:w="2805"/>
+          </w:tcPr>
+          <w:tcPr/>
+          <w:p>
+            <w:pPr>
+              <w:pStyle w:val="Compact"/>
+            </w:pPr>
+          </w:p>
+        </w:tc>
+      </w:tr>
+      <w:tr>
+        <w:tc>
+          <w:tcPr>
+            <w:tcW w:type="dxa" w:w="1828"/>
+          </w:tcPr>
+          <w:tcPr/>
+          <w:p>
+            <w:pPr>
+              <w:pStyle w:val="Compact"/>
+              <w:jc w:val="center"/>
+            </w:pPr>
+            <w:r>
+              <w:t xml:space="preserve">6</w:t>
+            </w:r>
+          </w:p>
+        </w:tc>
+        <w:tc>
+          <w:tcPr>
+            <w:tcW w:type="dxa" w:w="1828"/>
+          </w:tcPr>
+          <w:tcPr/>
+          <w:p>
+            <w:pPr>
+              <w:pStyle w:val="Compact"/>
+            </w:pPr>
+          </w:p>
+        </w:tc>
+        <w:tc>
+          <w:tcPr>
+            <w:tcW w:type="dxa" w:w="3291"/>
+          </w:tcPr>
+          <w:tcPr/>
+          <w:p>
+            <w:pPr>
+              <w:pStyle w:val="Compact"/>
+            </w:pPr>
+          </w:p>
+        </w:tc>
+        <w:tc>
+          <w:tcPr>
+            <w:tcW w:type="dxa" w:w="2805"/>
+          </w:tcPr>
+          <w:tcPr/>
+          <w:p>
+            <w:pPr>
+              <w:pStyle w:val="Compact"/>
+            </w:pPr>
+          </w:p>
+        </w:tc>
+      </w:tr>
     </w:tbl>
-    <w:p>
-      <w:pPr>
-        <w:pStyle w:val="BodyText"/>
-        <w:spacing w:before="0" w:after="0" w:line="276" w:lineRule="auto"/>
-        <w:ind w:firstLineChars="200" w:firstLine="420"/>
-      </w:pPr>
-      <w:r>
-        <w:t xml:space="preserve">1</w:t>
-      </w:r>
-    </w:p>
-    <w:p>
-      <w:pPr>
-        <w:pStyle w:val="BodyText"/>
-        <w:spacing w:before="0" w:after="0" w:line="276" w:lineRule="auto"/>
-        <w:ind w:firstLineChars="200" w:firstLine="420"/>
-      </w:pPr>
-      <w:r>
-        <w:t xml:space="preserve">2</w:t>
-      </w:r>
-    </w:p>
-    <w:p>
-      <w:pPr>
-        <w:pStyle w:val="BodyText"/>
-        <w:spacing w:before="0" w:after="0" w:line="276" w:lineRule="auto"/>
-        <w:ind w:firstLineChars="200" w:firstLine="420"/>
-      </w:pPr>
-      <w:r>
-        <w:t xml:space="preserve">3</w:t>
-      </w:r>
-    </w:p>
-    <w:p>
-      <w:pPr>
-        <w:pStyle w:val="BodyText"/>
-        <w:spacing w:before="0" w:after="0" w:line="276" w:lineRule="auto"/>
-        <w:ind w:firstLineChars="200" w:firstLine="420"/>
-      </w:pPr>
-      <w:r>
-        <w:t xml:space="preserve">4</w:t>
-      </w:r>
-    </w:p>
-    <w:p>
-      <w:pPr>
-        <w:pStyle w:val="BodyText"/>
-        <w:spacing w:before="0" w:after="0" w:line="276" w:lineRule="auto"/>
-        <w:ind w:firstLineChars="200" w:firstLine="420"/>
-      </w:pPr>
-      <w:r>
-        <w:t xml:space="preserve">5</w:t>
-      </w:r>
-    </w:p>
-    <w:p>
-      <w:pPr>
-        <w:pStyle w:val="BodyText"/>
-        <w:spacing w:before="0" w:after="0" w:line="276" w:lineRule="auto"/>
-        <w:ind w:firstLineChars="200" w:firstLine="420"/>
-      </w:pPr>
-      <w:r>
-        <w:t xml:space="preserve">6</w:t>
-      </w:r>
-    </w:p>
     <w:p>
       <w:pPr>
         <w:pStyle w:val="BodyText"/>
@@ -10163,7 +10403,7 @@
       </w:r>
     </w:p>
     <w:bookmarkEnd w:id="39"/>
-    <w:bookmarkStart w:id="84" w:name="第二部分-结构化学第-812-题共-50-分"/>
+    <w:bookmarkStart w:id="81" w:name="第二部分-结构化学第-812-题共-49-分"/>
     <w:p>
       <w:pPr>
         <w:pStyle w:val="Heading2"/>
@@ -10193,7 +10433,7 @@
         <w:t xml:space="preserve">题，共</w:t>
       </w:r>
       <w:r>
-        <w:t xml:space="preserve"> 50 </w:t>
+        <w:t xml:space="preserve"> 49 </w:t>
       </w:r>
       <w:r>
         <w:rPr>
@@ -15069,7 +15309,7 @@
       </w:r>
     </w:p>
     <w:bookmarkEnd w:id="50"/>
-    <w:bookmarkStart w:id="66" w:name="第-10-题12-分"/>
+    <w:bookmarkStart w:id="63" w:name="第-10-题11-分"/>
     <w:p>
       <w:pPr>
         <w:pStyle w:val="Heading3"/>
@@ -15087,7 +15327,7 @@
         <w:rPr>
           <w:rFonts w:ascii="Times New Roman" w:hAnsi="Times New Roman" w:cs="Times New Roman" w:eastAsia="SimSun"/>
         </w:rPr>
-        <w:t xml:space="preserve">题（12</w:t>
+        <w:t xml:space="preserve">题（11</w:t>
       </w:r>
       <w:r>
         <w:t xml:space="preserve"> </w:t>
@@ -15513,83 +15753,10 @@
           </w:p>
         </w:tc>
       </w:tr>
-    </w:tbl>
-    <w:p>
-      <w:pPr>
-        <w:pStyle w:val="BodyText"/>
-        <w:spacing w:before="120" w:after="120" w:line="240" w:lineRule="auto"/>
-        <w:jc w:val="center"/>
-      </w:pPr>
-      <w:r>
-        <w:drawing>
-          <wp:inline>
-            <wp:extent cx="1665852" cy="2015999"/>
-            <wp:effectExtent b="0" l="0" r="0" t="0"/>
-            <wp:docPr descr="" title="" id="58" name="Picture"/>
-            <a:graphic>
-              <a:graphicData uri="http://schemas.openxmlformats.org/drawingml/2006/picture">
-                <pic:pic>
-                  <pic:nvPicPr>
-                    <pic:cNvPr descr="3f71a1cd99b29f5b363272b5a7456426ef0fc84603cd63e15b1a81ce4692618b.jpg" id="59" name="Picture"/>
-                    <pic:cNvPicPr>
-                      <a:picLocks noChangeArrowheads="1" noChangeAspect="1"/>
-                    </pic:cNvPicPr>
-                  </pic:nvPicPr>
-                  <pic:blipFill>
-                    <a:blip r:embed="rId57"/>
-                    <a:stretch>
-                      <a:fillRect/>
-                    </a:stretch>
-                  </pic:blipFill>
-                  <pic:spPr bwMode="auto">
-                    <a:xfrm>
-                      <a:off x="0" y="0"/>
-                      <a:ext cx="1665852" cy="2015999"/>
-                    </a:xfrm>
-                    <a:prstGeom prst="rect">
-                      <a:avLst/>
-                    </a:prstGeom>
-                    <a:noFill/>
-                    <a:ln w="9525">
-                      <a:noFill/>
-                      <a:headEnd/>
-                      <a:tailEnd/>
-                    </a:ln>
-                  </pic:spPr>
-                </pic:pic>
-              </a:graphicData>
-            </a:graphic>
-          </wp:inline>
-        </w:drawing>
-      </w:r>
-    </w:p>
-    <w:tbl>
-      <w:tblPr>
-        <w:tblStyle w:val="Table"/>
-        <w:tblW w:type="dxa" w:w="9752"/>
-        <w:tblBorders>
-          <w:top w:val="single" w:sz="6" w:space="0" w:color="000000"/>
-          <w:left w:val="single" w:sz="6" w:space="0" w:color="000000"/>
-          <w:bottom w:val="single" w:sz="6" w:space="0" w:color="000000"/>
-          <w:right w:val="single" w:sz="6" w:space="0" w:color="000000"/>
-          <w:insideH w:val="single" w:sz="6" w:space="0" w:color="000000"/>
-          <w:insideV w:val="single" w:sz="6" w:space="0" w:color="000000"/>
-        </w:tblBorders>
-        <w:tblLayout w:type="fixed"/>
-        <w:tblLook w:firstRow="1" w:lastRow="0" w:firstColumn="0" w:lastColumn="0" w:noHBand="0" w:noVBand="0" w:val="0020"/>
-      </w:tblPr>
-      <w:tblGrid>
-        <w:gridCol w:w="3250"/>
-        <w:gridCol w:w="3250"/>
-        <w:gridCol w:w="3252"/>
-      </w:tblGrid>
       <w:tr>
-        <w:trPr>
-          <w:tblHeader w:val="on"/>
-        </w:trPr>
         <w:tc>
           <w:tcPr>
-            <w:tcW w:type="dxa" w:w="3250"/>
+            <w:tcW w:type="dxa" w:w="3699"/>
           </w:tcPr>
           <w:tcPr/>
           <w:p>
@@ -15600,7 +15767,7 @@
         </w:tc>
         <w:tc>
           <w:tcPr>
-            <w:tcW w:type="dxa" w:w="3250"/>
+            <w:tcW w:type="dxa" w:w="3026"/>
           </w:tcPr>
           <w:tcPr/>
           <w:p>
@@ -15613,18 +15780,18 @@
                 <wp:inline>
                   <wp:extent cx="1568400" cy="1319522"/>
                   <wp:effectExtent b="0" l="0" r="0" t="0"/>
-                  <wp:docPr descr="" title="" id="61" name="Picture"/>
+                  <wp:docPr descr="" title="" id="58" name="Picture"/>
                   <a:graphic>
                     <a:graphicData uri="http://schemas.openxmlformats.org/drawingml/2006/picture">
                       <pic:pic>
                         <pic:nvPicPr>
-                          <pic:cNvPr descr="202b83c990bba174ba02ff460d3c8fa5d5fac5279d3ae09714400a24c8fafc18.jpg" id="62" name="Picture"/>
+                          <pic:cNvPr descr="202b83c990bba174ba02ff460d3c8fa5d5fac5279d3ae09714400a24c8fafc18.jpg" id="59" name="Picture"/>
                           <pic:cNvPicPr>
                             <a:picLocks noChangeArrowheads="1" noChangeAspect="1"/>
                           </pic:cNvPicPr>
                         </pic:nvPicPr>
                         <pic:blipFill>
-                          <a:blip r:embed="rId60"/>
+                          <a:blip r:embed="rId57"/>
                           <a:stretch>
                             <a:fillRect/>
                           </a:stretch>
@@ -15654,7 +15821,7 @@
         </w:tc>
         <w:tc>
           <w:tcPr>
-            <w:tcW w:type="dxa" w:w="3252"/>
+            <w:tcW w:type="dxa" w:w="3027"/>
           </w:tcPr>
           <w:tcPr/>
           <w:p>
@@ -15667,18 +15834,18 @@
                 <wp:inline>
                   <wp:extent cx="1568400" cy="1598561"/>
                   <wp:effectExtent b="0" l="0" r="0" t="0"/>
-                  <wp:docPr descr="" title="" id="64" name="Picture"/>
+                  <wp:docPr descr="" title="" id="61" name="Picture"/>
                   <a:graphic>
                     <a:graphicData uri="http://schemas.openxmlformats.org/drawingml/2006/picture">
                       <pic:pic>
                         <pic:nvPicPr>
-                          <pic:cNvPr descr="eba4f12ab3514e16439e88ef552ef4214a3ca7ca4ba01995601d8477ff40b3d9.jpg" id="65" name="Picture"/>
+                          <pic:cNvPr descr="eba4f12ab3514e16439e88ef552ef4214a3ca7ca4ba01995601d8477ff40b3d9.jpg" id="62" name="Picture"/>
                           <pic:cNvPicPr>
                             <a:picLocks noChangeArrowheads="1" noChangeAspect="1"/>
                           </pic:cNvPicPr>
                         </pic:nvPicPr>
                         <pic:blipFill>
-                          <a:blip r:embed="rId63"/>
+                          <a:blip r:embed="rId60"/>
                           <a:stretch>
                             <a:fillRect/>
                           </a:stretch>
@@ -18046,8 +18213,8 @@
         <w:t xml:space="preserve">的化学反应方程式。</w:t>
       </w:r>
     </w:p>
-    <w:bookmarkEnd w:id="66"/>
-    <w:bookmarkStart w:id="76" w:name="第-11-题6-分"/>
+    <w:bookmarkEnd w:id="63"/>
+    <w:bookmarkStart w:id="73" w:name="第-11-题6-分"/>
     <w:p>
       <w:pPr>
         <w:pStyle w:val="Heading3"/>
@@ -18143,18 +18310,18 @@
           <wp:inline>
             <wp:extent cx="2520000" cy="700760"/>
             <wp:effectExtent b="0" l="0" r="0" t="0"/>
-            <wp:docPr descr="" title="" id="68" name="Picture"/>
+            <wp:docPr descr="" title="" id="65" name="Picture"/>
             <a:graphic>
               <a:graphicData uri="http://schemas.openxmlformats.org/drawingml/2006/picture">
                 <pic:pic>
                   <pic:nvPicPr>
-                    <pic:cNvPr descr="39860c365634bab8d4cd1b88d8a0cbe475df3005547a660d5df0a4ca67fa6b2c.jpg" id="69" name="Picture"/>
+                    <pic:cNvPr descr="39860c365634bab8d4cd1b88d8a0cbe475df3005547a660d5df0a4ca67fa6b2c.jpg" id="66" name="Picture"/>
                     <pic:cNvPicPr>
                       <a:picLocks noChangeArrowheads="1" noChangeAspect="1"/>
                     </pic:cNvPicPr>
                   </pic:nvPicPr>
                   <pic:blipFill>
-                    <a:blip r:embed="rId67"/>
+                    <a:blip r:embed="rId64"/>
                     <a:stretch>
                       <a:fillRect/>
                     </a:stretch>
@@ -18625,18 +18792,18 @@
           <wp:inline>
             <wp:extent cx="2520000" cy="1017108"/>
             <wp:effectExtent b="0" l="0" r="0" t="0"/>
-            <wp:docPr descr="" title="" id="71" name="Picture"/>
+            <wp:docPr descr="" title="" id="68" name="Picture"/>
             <a:graphic>
               <a:graphicData uri="http://schemas.openxmlformats.org/drawingml/2006/picture">
                 <pic:pic>
                   <pic:nvPicPr>
-                    <pic:cNvPr descr="c76f59e878f18997b009c58df563d667e3a4d404cff98eb8b2091439f923f213.jpg" id="72" name="Picture"/>
+                    <pic:cNvPr descr="c76f59e878f18997b009c58df563d667e3a4d404cff98eb8b2091439f923f213.jpg" id="69" name="Picture"/>
                     <pic:cNvPicPr>
                       <a:picLocks noChangeArrowheads="1" noChangeAspect="1"/>
                     </pic:cNvPicPr>
                   </pic:nvPicPr>
                   <pic:blipFill>
-                    <a:blip r:embed="rId70"/>
+                    <a:blip r:embed="rId67"/>
                     <a:stretch>
                       <a:fillRect/>
                     </a:stretch>
@@ -18698,18 +18865,18 @@
           <wp:inline>
             <wp:extent cx="2520000" cy="1823544"/>
             <wp:effectExtent b="0" l="0" r="0" t="0"/>
-            <wp:docPr descr="" title="" id="74" name="Picture"/>
+            <wp:docPr descr="" title="" id="71" name="Picture"/>
             <a:graphic>
               <a:graphicData uri="http://schemas.openxmlformats.org/drawingml/2006/picture">
                 <pic:pic>
                   <pic:nvPicPr>
-                    <pic:cNvPr descr="123510c275cf0dee0ed7f217e8ae5fc2dcde1b3bb9de9a43c7760adc39ab9735.jpg" id="75" name="Picture"/>
+                    <pic:cNvPr descr="123510c275cf0dee0ed7f217e8ae5fc2dcde1b3bb9de9a43c7760adc39ab9735.jpg" id="72" name="Picture"/>
                     <pic:cNvPicPr>
                       <a:picLocks noChangeArrowheads="1" noChangeAspect="1"/>
                     </pic:cNvPicPr>
                   </pic:nvPicPr>
                   <pic:blipFill>
-                    <a:blip r:embed="rId73"/>
+                    <a:blip r:embed="rId70"/>
                     <a:stretch>
                       <a:fillRect/>
                     </a:stretch>
@@ -18736,8 +18903,8 @@
         </w:drawing>
       </w:r>
     </w:p>
-    <w:bookmarkEnd w:id="76"/>
-    <w:bookmarkStart w:id="83" w:name="第-12-题6-分"/>
+    <w:bookmarkEnd w:id="73"/>
+    <w:bookmarkStart w:id="80" w:name="第-12-题6-分"/>
     <w:p>
       <w:pPr>
         <w:pStyle w:val="Heading3"/>
@@ -19100,18 +19267,18 @@
           <wp:inline>
             <wp:extent cx="2520000" cy="1143333"/>
             <wp:effectExtent b="0" l="0" r="0" t="0"/>
-            <wp:docPr descr="" title="" id="78" name="Picture"/>
+            <wp:docPr descr="" title="" id="75" name="Picture"/>
             <a:graphic>
               <a:graphicData uri="http://schemas.openxmlformats.org/drawingml/2006/picture">
                 <pic:pic>
                   <pic:nvPicPr>
-                    <pic:cNvPr descr="043aeae184bf64d910c4a627cabdf7a2a87e990500651b4ebf3fb2c6b816a599.jpg" id="79" name="Picture"/>
+                    <pic:cNvPr descr="043aeae184bf64d910c4a627cabdf7a2a87e990500651b4ebf3fb2c6b816a599.jpg" id="76" name="Picture"/>
                     <pic:cNvPicPr>
                       <a:picLocks noChangeArrowheads="1" noChangeAspect="1"/>
                     </pic:cNvPicPr>
                   </pic:nvPicPr>
                   <pic:blipFill>
-                    <a:blip r:embed="rId77"/>
+                    <a:blip r:embed="rId74"/>
                     <a:stretch>
                       <a:fillRect/>
                     </a:stretch>
@@ -19578,18 +19745,18 @@
           <wp:inline>
             <wp:extent cx="2510182" cy="1872000"/>
             <wp:effectExtent b="0" l="0" r="0" t="0"/>
-            <wp:docPr descr="" title="" id="81" name="Picture"/>
+            <wp:docPr descr="" title="" id="78" name="Picture"/>
             <a:graphic>
               <a:graphicData uri="http://schemas.openxmlformats.org/drawingml/2006/picture">
                 <pic:pic>
                   <pic:nvPicPr>
-                    <pic:cNvPr descr="559275fa4d7839d15dbb22cbe06f9312a886b69a6a35e6c61215d5cae7a4292d.jpg" id="82" name="Picture"/>
+                    <pic:cNvPr descr="559275fa4d7839d15dbb22cbe06f9312a886b69a6a35e6c61215d5cae7a4292d.jpg" id="79" name="Picture"/>
                     <pic:cNvPicPr>
                       <a:picLocks noChangeArrowheads="1" noChangeAspect="1"/>
                     </pic:cNvPicPr>
                   </pic:nvPicPr>
                   <pic:blipFill>
-                    <a:blip r:embed="rId80"/>
+                    <a:blip r:embed="rId77"/>
                     <a:stretch>
                       <a:fillRect/>
                     </a:stretch>
@@ -19718,9 +19885,9 @@
         <w:t xml:space="preserve">94.31°，计算该晶体的密度。</w:t>
       </w:r>
     </w:p>
-    <w:bookmarkEnd w:id="83"/>
-    <w:bookmarkEnd w:id="84"/>
-    <w:bookmarkStart w:id="110" w:name="第三部分-化学原理第-1316-题共-48-分"/>
+    <w:bookmarkEnd w:id="80"/>
+    <w:bookmarkEnd w:id="81"/>
+    <w:bookmarkStart w:id="107" w:name="第三部分-化学原理第-1316-题共-48-分"/>
     <w:p>
       <w:pPr>
         <w:pStyle w:val="Heading2"/>
@@ -19759,7 +19926,7 @@
         <w:t xml:space="preserve">分）</w:t>
       </w:r>
     </w:p>
-    <w:bookmarkStart w:id="88" w:name="第-13-题13-分"/>
+    <w:bookmarkStart w:id="85" w:name="第-13-题13-分"/>
     <w:p>
       <w:pPr>
         <w:pStyle w:val="Heading3"/>
@@ -20864,18 +21031,18 @@
           <wp:inline>
             <wp:extent cx="2520000" cy="719164"/>
             <wp:effectExtent b="0" l="0" r="0" t="0"/>
-            <wp:docPr descr="" title="" id="86" name="Picture"/>
+            <wp:docPr descr="" title="" id="83" name="Picture"/>
             <a:graphic>
               <a:graphicData uri="http://schemas.openxmlformats.org/drawingml/2006/picture">
                 <pic:pic>
                   <pic:nvPicPr>
-                    <pic:cNvPr descr="9fbf7ef86ef40d8e1ff254360213e9c13169e33b432581dca9a7b1a0e970b395.jpg" id="87" name="Picture"/>
+                    <pic:cNvPr descr="9fbf7ef86ef40d8e1ff254360213e9c13169e33b432581dca9a7b1a0e970b395.jpg" id="84" name="Picture"/>
                     <pic:cNvPicPr>
                       <a:picLocks noChangeArrowheads="1" noChangeAspect="1"/>
                     </pic:cNvPicPr>
                   </pic:nvPicPr>
                   <pic:blipFill>
-                    <a:blip r:embed="rId85"/>
+                    <a:blip r:embed="rId82"/>
                     <a:stretch>
                       <a:fillRect/>
                     </a:stretch>
@@ -23988,8 +24155,8 @@
         </m:oMath>
       </m:oMathPara>
     </w:p>
-    <w:bookmarkEnd w:id="88"/>
-    <w:bookmarkStart w:id="89" w:name="第-14-题13-分"/>
+    <w:bookmarkEnd w:id="85"/>
+    <w:bookmarkStart w:id="86" w:name="第-14-题13-分"/>
     <w:p>
       <w:pPr>
         <w:pStyle w:val="Heading3"/>
@@ -28434,8 +28601,8 @@
         <w:t xml:space="preserve">0.8kJ/mol、4.2kJ/mol、9.8kJ/mol、1.2kJ/mol、0.6kJ/mol、0.9kJ/mol、2.9kJ/mol，计算最终计算所得溶解焓的标准差。</w:t>
       </w:r>
     </w:p>
-    <w:bookmarkEnd w:id="89"/>
-    <w:bookmarkStart w:id="108" w:name="第-15-题13-分"/>
+    <w:bookmarkEnd w:id="86"/>
+    <w:bookmarkStart w:id="105" w:name="第-15-题13-分"/>
     <w:p>
       <w:pPr>
         <w:pStyle w:val="Heading3"/>
@@ -28751,18 +28918,18 @@
           <wp:inline>
             <wp:extent cx="2520000" cy="377142"/>
             <wp:effectExtent b="0" l="0" r="0" t="0"/>
-            <wp:docPr descr="" title="" id="91" name="Picture"/>
+            <wp:docPr descr="" title="" id="88" name="Picture"/>
             <a:graphic>
               <a:graphicData uri="http://schemas.openxmlformats.org/drawingml/2006/picture">
                 <pic:pic>
                   <pic:nvPicPr>
-                    <pic:cNvPr descr="69f2084e3b5df13fe863c9f24fd3cc639bb3d27a971eba6e5728c19c556a3fcb.jpg" id="92" name="Picture"/>
+                    <pic:cNvPr descr="69f2084e3b5df13fe863c9f24fd3cc639bb3d27a971eba6e5728c19c556a3fcb.jpg" id="89" name="Picture"/>
                     <pic:cNvPicPr>
                       <a:picLocks noChangeArrowheads="1" noChangeAspect="1"/>
                     </pic:cNvPicPr>
                   </pic:nvPicPr>
                   <pic:blipFill>
-                    <a:blip r:embed="rId90"/>
+                    <a:blip r:embed="rId87"/>
                     <a:stretch>
                       <a:fillRect/>
                     </a:stretch>
@@ -28848,18 +29015,18 @@
           <wp:inline>
             <wp:extent cx="2520000" cy="1248888"/>
             <wp:effectExtent b="0" l="0" r="0" t="0"/>
-            <wp:docPr descr="" title="" id="94" name="Picture"/>
+            <wp:docPr descr="" title="" id="91" name="Picture"/>
             <a:graphic>
               <a:graphicData uri="http://schemas.openxmlformats.org/drawingml/2006/picture">
                 <pic:pic>
                   <pic:nvPicPr>
-                    <pic:cNvPr descr="683d936b88b57fc4162f28b639284913422f81fb414fb8afe96e71a01a299e4e.jpg" id="95" name="Picture"/>
+                    <pic:cNvPr descr="683d936b88b57fc4162f28b639284913422f81fb414fb8afe96e71a01a299e4e.jpg" id="92" name="Picture"/>
                     <pic:cNvPicPr>
                       <a:picLocks noChangeArrowheads="1" noChangeAspect="1"/>
                     </pic:cNvPicPr>
                   </pic:nvPicPr>
                   <pic:blipFill>
-                    <a:blip r:embed="rId93"/>
+                    <a:blip r:embed="rId90"/>
                     <a:stretch>
                       <a:fillRect/>
                     </a:stretch>
@@ -28964,18 +29131,18 @@
           <wp:inline>
             <wp:extent cx="2520000" cy="677547"/>
             <wp:effectExtent b="0" l="0" r="0" t="0"/>
-            <wp:docPr descr="" title="" id="97" name="Picture"/>
+            <wp:docPr descr="" title="" id="94" name="Picture"/>
             <a:graphic>
               <a:graphicData uri="http://schemas.openxmlformats.org/drawingml/2006/picture">
                 <pic:pic>
                   <pic:nvPicPr>
-                    <pic:cNvPr descr="31c1668a8633baf981c8a7a59c47e9b68162bb777ce13bca58dafa49caa65745.jpg" id="98" name="Picture"/>
+                    <pic:cNvPr descr="31c1668a8633baf981c8a7a59c47e9b68162bb777ce13bca58dafa49caa65745.jpg" id="95" name="Picture"/>
                     <pic:cNvPicPr>
                       <a:picLocks noChangeArrowheads="1" noChangeAspect="1"/>
                     </pic:cNvPicPr>
                   </pic:nvPicPr>
                   <pic:blipFill>
-                    <a:blip r:embed="rId96"/>
+                    <a:blip r:embed="rId93"/>
                     <a:stretch>
                       <a:fillRect/>
                     </a:stretch>
@@ -30040,18 +30207,18 @@
           <wp:inline>
             <wp:extent cx="2520000" cy="1316288"/>
             <wp:effectExtent b="0" l="0" r="0" t="0"/>
-            <wp:docPr descr="" title="" id="100" name="Picture"/>
+            <wp:docPr descr="" title="" id="97" name="Picture"/>
             <a:graphic>
               <a:graphicData uri="http://schemas.openxmlformats.org/drawingml/2006/picture">
                 <pic:pic>
                   <pic:nvPicPr>
-                    <pic:cNvPr descr="8588eceee9a2553f8be3fd40dc3bbbec69d33672240f872242cd236311e3bc2c.jpg" id="101" name="Picture"/>
+                    <pic:cNvPr descr="8588eceee9a2553f8be3fd40dc3bbbec69d33672240f872242cd236311e3bc2c.jpg" id="98" name="Picture"/>
                     <pic:cNvPicPr>
                       <a:picLocks noChangeArrowheads="1" noChangeAspect="1"/>
                     </pic:cNvPicPr>
                   </pic:nvPicPr>
                   <pic:blipFill>
-                    <a:blip r:embed="rId99"/>
+                    <a:blip r:embed="rId96"/>
                     <a:stretch>
                       <a:fillRect/>
                     </a:stretch>
@@ -31329,18 +31496,18 @@
           <wp:inline>
             <wp:extent cx="2520000" cy="745107"/>
             <wp:effectExtent b="0" l="0" r="0" t="0"/>
-            <wp:docPr descr="" title="" id="103" name="Picture"/>
+            <wp:docPr descr="" title="" id="100" name="Picture"/>
             <a:graphic>
               <a:graphicData uri="http://schemas.openxmlformats.org/drawingml/2006/picture">
                 <pic:pic>
                   <pic:nvPicPr>
-                    <pic:cNvPr descr="5d5ff267e33d2ebc1d3fc4916688c0b1bfa43ac0941cc9eb8b88b52b7172f464.jpg" id="104" name="Picture"/>
+                    <pic:cNvPr descr="5d5ff267e33d2ebc1d3fc4916688c0b1bfa43ac0941cc9eb8b88b52b7172f464.jpg" id="101" name="Picture"/>
                     <pic:cNvPicPr>
                       <a:picLocks noChangeArrowheads="1" noChangeAspect="1"/>
                     </pic:cNvPicPr>
                   </pic:nvPicPr>
                   <pic:blipFill>
-                    <a:blip r:embed="rId102"/>
+                    <a:blip r:embed="rId99"/>
                     <a:stretch>
                       <a:fillRect/>
                     </a:stretch>
@@ -31417,18 +31584,18 @@
           <wp:inline>
             <wp:extent cx="2012927" cy="2015999"/>
             <wp:effectExtent b="0" l="0" r="0" t="0"/>
-            <wp:docPr descr="" title="" id="106" name="Picture"/>
+            <wp:docPr descr="" title="" id="103" name="Picture"/>
             <a:graphic>
               <a:graphicData uri="http://schemas.openxmlformats.org/drawingml/2006/picture">
                 <pic:pic>
                   <pic:nvPicPr>
-                    <pic:cNvPr descr="6c4d3f8a90d1ec500826d6f45243046ea896d2ebcf367d35289f72043b6133db.jpg" id="107" name="Picture"/>
+                    <pic:cNvPr descr="6c4d3f8a90d1ec500826d6f45243046ea896d2ebcf367d35289f72043b6133db.jpg" id="104" name="Picture"/>
                     <pic:cNvPicPr>
                       <a:picLocks noChangeArrowheads="1" noChangeAspect="1"/>
                     </pic:cNvPicPr>
                   </pic:nvPicPr>
                   <pic:blipFill>
-                    <a:blip r:embed="rId105"/>
+                    <a:blip r:embed="rId102"/>
                     <a:stretch>
                       <a:fillRect/>
                     </a:stretch>
@@ -31465,8 +31632,8 @@
         <w:t xml:space="preserve">CHICAMY</w:t>
       </w:r>
     </w:p>
-    <w:bookmarkEnd w:id="108"/>
-    <w:bookmarkStart w:id="109" w:name="第-16-题9-分"/>
+    <w:bookmarkEnd w:id="105"/>
+    <w:bookmarkStart w:id="106" w:name="第-16-题9-分"/>
     <w:p>
       <w:pPr>
         <w:pStyle w:val="Heading3"/>
@@ -33957,9 +34124,9 @@
         <w:t xml:space="preserve">团簇）</w:t>
       </w:r>
     </w:p>
-    <w:bookmarkEnd w:id="109"/>
-    <w:bookmarkEnd w:id="110"/>
-    <w:bookmarkEnd w:id="111"/>
+    <w:bookmarkEnd w:id="106"/>
+    <w:bookmarkEnd w:id="107"/>
+    <w:bookmarkEnd w:id="108"/>
     <w:sectPr>
       <w:footerReference r:id="rId9" w:type="default"/>
       <w:headerReference r:id="rId10" w:type="default"/>

--- a/00-首页/题组Word/初赛模拟卷/真题版式/初赛模拟卷XI（非有机·学生版·真题版式）.docx
+++ b/00-首页/题组Word/初赛模拟卷/真题版式/初赛模拟卷XI（非有机·学生版·真题版式）.docx
@@ -7312,9 +7312,6 @@
       <w:r>
         <w:t xml:space="preserve">6-4-2</w:t>
       </w:r>
-      <w:r>
-        <w:t xml:space="preserve"> </w:t>
-      </w:r>
       <m:oMath>
         <m:sSup>
           <m:e>
@@ -8800,7 +8797,7 @@
         <w:t xml:space="preserve">mL，1</w:t>
       </w:r>
       <w:r>
-        <w:t xml:space="preserve"> mol L</w:t>
+        <w:t xml:space="preserve"> mol</w:t>
       </w:r>
       <w:r>
         <w:t xml:space="preserve"> </w:t>
@@ -8809,10 +8806,13 @@
         <m:sSup>
           <m:e>
             <m:r>
-              <w:rPr>
-                <w:rFonts w:ascii="Times New Roman" w:hAnsi="Times New Roman" w:cs="Times New Roman" w:eastAsia="SimSun"/>
-              </w:rPr>
-              <m:t xml:space="preserve"> </m:t>
+              <m:rPr>
+                <m:sty m:val="p"/>
+              </m:rPr>
+              <w:rPr>
+                <w:rFonts w:ascii="Times New Roman" w:hAnsi="Times New Roman" w:cs="Times New Roman" w:eastAsia="SimSun"/>
+              </w:rPr>
+              <m:t>L</m:t>
             </m:r>
           </m:e>
           <m:sup>
@@ -8853,7 +8853,7 @@
         <w:t xml:space="preserve">水溶液溶解，之后以</w:t>
       </w:r>
       <w:r>
-        <w:t xml:space="preserve"> 0.1 mol L</w:t>
+        <w:t xml:space="preserve"> 0.1 mol</w:t>
       </w:r>
       <w:r>
         <w:t xml:space="preserve"> </w:t>
@@ -8862,10 +8862,13 @@
         <m:sSup>
           <m:e>
             <m:r>
-              <w:rPr>
-                <w:rFonts w:ascii="Times New Roman" w:hAnsi="Times New Roman" w:cs="Times New Roman" w:eastAsia="SimSun"/>
-              </w:rPr>
-              <m:t xml:space="preserve"> </m:t>
+              <m:rPr>
+                <m:sty m:val="p"/>
+              </m:rPr>
+              <w:rPr>
+                <w:rFonts w:ascii="Times New Roman" w:hAnsi="Times New Roman" w:cs="Times New Roman" w:eastAsia="SimSun"/>
+              </w:rPr>
+              <m:t>L</m:t>
             </m:r>
           </m:e>
           <m:sup>
@@ -8942,7 +8945,7 @@
         <w:t xml:space="preserve">mL，0.2</w:t>
       </w:r>
       <w:r>
-        <w:t xml:space="preserve"> mol L</w:t>
+        <w:t xml:space="preserve"> mol</w:t>
       </w:r>
       <w:r>
         <w:t xml:space="preserve"> </w:t>
@@ -8951,10 +8954,13 @@
         <m:sSup>
           <m:e>
             <m:r>
-              <w:rPr>
-                <w:rFonts w:ascii="Times New Roman" w:hAnsi="Times New Roman" w:cs="Times New Roman" w:eastAsia="SimSun"/>
-              </w:rPr>
-              <m:t xml:space="preserve"> </m:t>
+              <m:rPr>
+                <m:sty m:val="p"/>
+              </m:rPr>
+              <w:rPr>
+                <w:rFonts w:ascii="Times New Roman" w:hAnsi="Times New Roman" w:cs="Times New Roman" w:eastAsia="SimSun"/>
+              </w:rPr>
+              <m:t>L</m:t>
             </m:r>
           </m:e>
           <m:sup>
@@ -9697,7 +9703,7 @@
         <w:t xml:space="preserve">mL，6</w:t>
       </w:r>
       <w:r>
-        <w:t xml:space="preserve"> mol L</w:t>
+        <w:t xml:space="preserve"> mol</w:t>
       </w:r>
       <w:r>
         <w:t xml:space="preserve"> </w:t>
@@ -9706,10 +9712,13 @@
         <m:sSup>
           <m:e>
             <m:r>
-              <w:rPr>
-                <w:rFonts w:ascii="Times New Roman" w:hAnsi="Times New Roman" w:cs="Times New Roman" w:eastAsia="SimSun"/>
-              </w:rPr>
-              <m:t xml:space="preserve"> </m:t>
+              <m:rPr>
+                <m:sty m:val="p"/>
+              </m:rPr>
+              <w:rPr>
+                <w:rFonts w:ascii="Times New Roman" w:hAnsi="Times New Roman" w:cs="Times New Roman" w:eastAsia="SimSun"/>
+              </w:rPr>
+              <m:t>L</m:t>
             </m:r>
           </m:e>
           <m:sup>
@@ -10204,19 +10213,28 @@
         <w:t xml:space="preserve">标准溶液的浓度，以砷的质量浓度（mg</w:t>
       </w:r>
       <w:r>
-        <w:t xml:space="preserve"> mL</w:t>
-      </w:r>
-      <w:r>
         <w:t xml:space="preserve"> </w:t>
       </w:r>
       <m:oMath>
         <m:sSup>
           <m:e>
             <m:r>
-              <w:rPr>
-                <w:rFonts w:ascii="Times New Roman" w:hAnsi="Times New Roman" w:cs="Times New Roman" w:eastAsia="SimSun"/>
-              </w:rPr>
-              <m:t xml:space="preserve"> </m:t>
+              <m:rPr>
+                <m:sty m:val="p"/>
+              </m:rPr>
+              <w:rPr>
+                <w:rFonts w:ascii="Times New Roman" w:hAnsi="Times New Roman" w:cs="Times New Roman" w:eastAsia="SimSun"/>
+              </w:rPr>
+              <m:t>m</m:t>
+            </m:r>
+            <m:r>
+              <m:rPr>
+                <m:sty m:val="p"/>
+              </m:rPr>
+              <w:rPr>
+                <w:rFonts w:ascii="Times New Roman" w:hAnsi="Times New Roman" w:cs="Times New Roman" w:eastAsia="SimSun"/>
+              </w:rPr>
+              <m:t>L</m:t>
             </m:r>
           </m:e>
           <m:sup>
@@ -10358,7 +10376,7 @@
         <w:t xml:space="preserve">计算地下水中砷的质量浓度（以</w:t>
       </w:r>
       <w:r>
-        <w:t xml:space="preserve"> mg L</w:t>
+        <w:t xml:space="preserve"> mg</w:t>
       </w:r>
       <w:r>
         <w:t xml:space="preserve"> </w:t>
@@ -10367,10 +10385,13 @@
         <m:sSup>
           <m:e>
             <m:r>
-              <w:rPr>
-                <w:rFonts w:ascii="Times New Roman" w:hAnsi="Times New Roman" w:cs="Times New Roman" w:eastAsia="SimSun"/>
-              </w:rPr>
-              <m:t xml:space="preserve"> </m:t>
+              <m:rPr>
+                <m:sty m:val="p"/>
+              </m:rPr>
+              <w:rPr>
+                <w:rFonts w:ascii="Times New Roman" w:hAnsi="Times New Roman" w:cs="Times New Roman" w:eastAsia="SimSun"/>
+              </w:rPr>
+              <m:t>L</m:t>
             </m:r>
           </m:e>
           <m:sup>

--- a/00-首页/题组Word/初赛模拟卷/真题版式/初赛模拟卷XI（非有机·学生版·真题版式）.docx
+++ b/00-首页/题组Word/初赛模拟卷/真题版式/初赛模拟卷XI（非有机·学生版·真题版式）.docx
@@ -7153,7 +7153,7 @@
       <w:r>
         <w:drawing>
           <wp:inline>
-            <wp:extent cx="2520000" cy="1162135"/>
+            <wp:extent cx="2511552" cy="1158239"/>
             <wp:effectExtent b="0" l="0" r="0" t="0"/>
             <wp:docPr descr="" title="" id="28" name="Picture"/>
             <a:graphic>
@@ -7174,7 +7174,7 @@
                   <pic:spPr bwMode="auto">
                     <a:xfrm>
                       <a:off x="0" y="0"/>
-                      <a:ext cx="2520000" cy="1162135"/>
+                      <a:ext cx="2511552" cy="1158239"/>
                     </a:xfrm>
                     <a:prstGeom prst="rect">
                       <a:avLst/>
@@ -7716,7 +7716,7 @@
             <w:r>
               <w:drawing>
                 <wp:inline>
-                  <wp:extent cx="2406600" cy="1599016"/>
+                  <wp:extent cx="1816608" cy="1207008"/>
                   <wp:effectExtent b="0" l="0" r="0" t="0"/>
                   <wp:docPr descr="" title="" id="31" name="Picture"/>
                   <a:graphic>
@@ -7737,7 +7737,7 @@
                         <pic:spPr bwMode="auto">
                           <a:xfrm>
                             <a:off x="0" y="0"/>
-                            <a:ext cx="2406600" cy="1599016"/>
+                            <a:ext cx="1816608" cy="1207008"/>
                           </a:xfrm>
                           <a:prstGeom prst="rect">
                             <a:avLst/>
@@ -7770,7 +7770,7 @@
             <w:r>
               <w:drawing>
                 <wp:inline>
-                  <wp:extent cx="1562583" cy="1655999"/>
+                  <wp:extent cx="1121664" cy="1188720"/>
                   <wp:effectExtent b="0" l="0" r="0" t="0"/>
                   <wp:docPr descr="" title="" id="34" name="Picture"/>
                   <a:graphic>
@@ -7791,7 +7791,7 @@
                         <pic:spPr bwMode="auto">
                           <a:xfrm>
                             <a:off x="0" y="0"/>
-                            <a:ext cx="1562583" cy="1655999"/>
+                            <a:ext cx="1121664" cy="1188720"/>
                           </a:xfrm>
                           <a:prstGeom prst="rect">
                             <a:avLst/>
@@ -12102,7 +12102,7 @@
       <w:r>
         <w:drawing>
           <wp:inline>
-            <wp:extent cx="2015999" cy="1646769"/>
+            <wp:extent cx="1664207" cy="1359408"/>
             <wp:effectExtent b="0" l="0" r="0" t="0"/>
             <wp:docPr descr="" title="" id="44" name="Picture"/>
             <a:graphic>
@@ -12123,7 +12123,7 @@
                   <pic:spPr bwMode="auto">
                     <a:xfrm>
                       <a:off x="0" y="0"/>
-                      <a:ext cx="2015999" cy="1646769"/>
+                      <a:ext cx="1664207" cy="1359408"/>
                     </a:xfrm>
                     <a:prstGeom prst="rect">
                       <a:avLst/>
@@ -15853,7 +15853,7 @@
             <w:r>
               <w:drawing>
                 <wp:inline>
-                  <wp:extent cx="1568400" cy="1598561"/>
+                  <wp:extent cx="1267968" cy="1292352"/>
                   <wp:effectExtent b="0" l="0" r="0" t="0"/>
                   <wp:docPr descr="" title="" id="61" name="Picture"/>
                   <a:graphic>
@@ -15874,7 +15874,7 @@
                         <pic:spPr bwMode="auto">
                           <a:xfrm>
                             <a:off x="0" y="0"/>
-                            <a:ext cx="1568400" cy="1598561"/>
+                            <a:ext cx="1267968" cy="1292352"/>
                           </a:xfrm>
                           <a:prstGeom prst="rect">
                             <a:avLst/>

--- a/00-首页/题组Word/初赛模拟卷/真题版式/初赛模拟卷XI（非有机·学生版·真题版式）.docx
+++ b/00-首页/题组Word/初赛模拟卷/真题版式/初赛模拟卷XI（非有机·学生版·真题版式）.docx
@@ -31643,16 +31643,6 @@
         </w:drawing>
       </w:r>
     </w:p>
-    <w:p>
-      <w:pPr>
-        <w:pStyle w:val="BodyText"/>
-        <w:spacing w:before="0" w:after="0" w:line="276" w:lineRule="auto"/>
-        <w:ind w:firstLineChars="200" w:firstLine="420"/>
-      </w:pPr>
-      <w:r>
-        <w:t xml:space="preserve">CHICAMY</w:t>
-      </w:r>
-    </w:p>
     <w:bookmarkEnd w:id="105"/>
     <w:bookmarkStart w:id="106" w:name="第-16-题9-分"/>
     <w:p>

--- a/00-首页/题组Word/初赛模拟卷/真题版式/初赛模拟卷XI（非有机·学生版·真题版式）.docx
+++ b/00-首页/题组Word/初赛模拟卷/真题版式/初赛模拟卷XI（非有机·学生版·真题版式）.docx
@@ -2,7 +2,7 @@
 <file path=word/document.xml><?xml version="1.0" encoding="utf-8"?>
 <w:document xmlns:w="http://schemas.openxmlformats.org/wordprocessingml/2006/main" xmlns:m="http://schemas.openxmlformats.org/officeDocument/2006/math" xmlns:r="http://schemas.openxmlformats.org/officeDocument/2006/relationships" xmlns:o="urn:schemas-microsoft-com:office:office" xmlns:v="urn:schemas-microsoft-com:vml" xmlns:w10="urn:schemas-microsoft-com:office:word" xmlns:a="http://schemas.openxmlformats.org/drawingml/2006/main" xmlns:pic="http://schemas.openxmlformats.org/drawingml/2006/picture" xmlns:wp="http://schemas.openxmlformats.org/drawingml/2006/wordprocessingDrawing">
   <w:body>
-    <w:bookmarkStart w:id="108" w:name="初赛模拟卷-xi非有机"/>
+    <w:bookmarkStart w:id="107" w:name="初赛模拟卷-xi非有机"/>
     <w:p>
       <w:pPr>
         <w:pStyle w:val="Heading1"/>
@@ -246,13 +246,14 @@
     <w:p>
       <w:pPr>
         <w:pStyle w:val="BodyText"/>
-        <w:spacing w:before="120" w:after="120" w:line="240" w:lineRule="auto"/>
+        <w:keepNext/>
+        <w:spacing w:before="120" w:after="40" w:line="240" w:lineRule="auto"/>
         <w:jc w:val="center"/>
       </w:pPr>
       <w:r>
         <w:drawing>
           <wp:inline>
-            <wp:extent cx="2520000" cy="654545"/>
+            <wp:extent cx="3024000" cy="785454"/>
             <wp:effectExtent b="0" l="0" r="0" t="0"/>
             <wp:docPr descr="" title="" id="20" name="Picture"/>
             <a:graphic>
@@ -273,7 +274,7 @@
                   <pic:spPr bwMode="auto">
                     <a:xfrm>
                       <a:off x="0" y="0"/>
-                      <a:ext cx="2520000" cy="654545"/>
+                      <a:ext cx="3024000" cy="785454"/>
                     </a:xfrm>
                     <a:prstGeom prst="rect">
                       <a:avLst/>
@@ -2059,7 +2060,7 @@
         <w:spacing w:before="0" w:after="0" w:line="276" w:lineRule="auto"/>
       </w:pPr>
       <w:r>
-        <w:t xml:space="preserve">1.1 </w:t>
+        <w:t xml:space="preserve">3-1 </w:t>
       </w:r>
       <w:r>
         <w:rPr>
@@ -2092,7 +2093,7 @@
         <w:spacing w:before="0" w:after="0" w:line="276" w:lineRule="auto"/>
       </w:pPr>
       <w:r>
-        <w:t xml:space="preserve">1.2 </w:t>
+        <w:t xml:space="preserve">3-2 </w:t>
       </w:r>
       <w:r>
         <w:rPr>
@@ -2116,7 +2117,7 @@
         <w:spacing w:before="0" w:after="0" w:line="276" w:lineRule="auto"/>
       </w:pPr>
       <w:r>
-        <w:t xml:space="preserve">1.3 </w:t>
+        <w:t xml:space="preserve">3-3 </w:t>
       </w:r>
       <w:r>
         <w:rPr>
@@ -2149,7 +2150,7 @@
         <w:spacing w:before="0" w:after="0" w:line="276" w:lineRule="auto"/>
       </w:pPr>
       <w:r>
-        <w:t xml:space="preserve">1.4 </w:t>
+        <w:t xml:space="preserve">3-4 </w:t>
       </w:r>
       <w:r>
         <w:rPr>
@@ -7147,7 +7148,8 @@
     <w:p>
       <w:pPr>
         <w:pStyle w:val="BodyText"/>
-        <w:spacing w:before="120" w:after="120" w:line="240" w:lineRule="auto"/>
+        <w:keepNext/>
+        <w:spacing w:before="120" w:after="40" w:line="240" w:lineRule="auto"/>
         <w:jc w:val="center"/>
       </w:pPr>
       <w:r>
@@ -7652,13 +7654,14 @@
       <w:tblPr>
         <w:tblStyle w:val="Table"/>
         <w:tblW w:type="dxa" w:w="9752"/>
+        <w:jc w:val="center"/>
         <w:tblBorders>
-          <w:top w:val="single" w:sz="6" w:space="0" w:color="000000"/>
-          <w:left w:val="single" w:sz="6" w:space="0" w:color="000000"/>
-          <w:bottom w:val="single" w:sz="6" w:space="0" w:color="000000"/>
-          <w:right w:val="single" w:sz="6" w:space="0" w:color="000000"/>
-          <w:insideH w:val="single" w:sz="6" w:space="0" w:color="000000"/>
-          <w:insideV w:val="single" w:sz="6" w:space="0" w:color="000000"/>
+          <w:top w:val="nil"/>
+          <w:left w:val="nil"/>
+          <w:bottom w:val="nil"/>
+          <w:right w:val="nil"/>
+          <w:insideH w:val="nil"/>
+          <w:insideV w:val="nil"/>
         </w:tblBorders>
         <w:tblLayout w:type="fixed"/>
         <w:tblLook w:firstRow="1" w:lastRow="0" w:firstColumn="0" w:lastColumn="0" w:noHBand="0" w:noVBand="0" w:val="0020"/>
@@ -7716,7 +7719,7 @@
             <w:r>
               <w:drawing>
                 <wp:inline>
-                  <wp:extent cx="1816608" cy="1207008"/>
+                  <wp:extent cx="1816608" cy="1207007"/>
                   <wp:effectExtent b="0" l="0" r="0" t="0"/>
                   <wp:docPr descr="" title="" id="31" name="Picture"/>
                   <a:graphic>
@@ -7737,7 +7740,7 @@
                         <pic:spPr bwMode="auto">
                           <a:xfrm>
                             <a:off x="0" y="0"/>
-                            <a:ext cx="1816608" cy="1207008"/>
+                            <a:ext cx="1816608" cy="1207007"/>
                           </a:xfrm>
                           <a:prstGeom prst="rect">
                             <a:avLst/>
@@ -7770,7 +7773,7 @@
             <w:r>
               <w:drawing>
                 <wp:inline>
-                  <wp:extent cx="1121664" cy="1188720"/>
+                  <wp:extent cx="1121663" cy="1188720"/>
                   <wp:effectExtent b="0" l="0" r="0" t="0"/>
                   <wp:docPr descr="" title="" id="34" name="Picture"/>
                   <a:graphic>
@@ -7791,7 +7794,7 @@
                         <pic:spPr bwMode="auto">
                           <a:xfrm>
                             <a:off x="0" y="0"/>
-                            <a:ext cx="1121664" cy="1188720"/>
+                            <a:ext cx="1121663" cy="1188720"/>
                           </a:xfrm>
                           <a:prstGeom prst="rect">
                             <a:avLst/>
@@ -8484,23 +8487,9 @@
         <w:t xml:space="preserve"> As。</w:t>
       </w:r>
     </w:p>
-    <w:bookmarkEnd w:id="37"/>
-    <w:bookmarkEnd w:id="38"/>
-    <w:bookmarkStart w:id="39" w:name="第1页共6页"/>
     <w:p>
       <w:pPr>
-        <w:pStyle w:val="Heading2"/>
-      </w:pPr>
-      <w:r>
-        <w:rPr>
-          <w:rFonts w:ascii="Times New Roman" w:hAnsi="Times New Roman" w:cs="Times New Roman" w:eastAsia="SimSun"/>
-        </w:rPr>
-        <w:t xml:space="preserve">第1页/共6页</w:t>
-      </w:r>
-    </w:p>
-    <w:p>
-      <w:pPr>
-        <w:pStyle w:val="FirstParagraph"/>
+        <w:pStyle w:val="BodyText"/>
         <w:spacing w:before="0" w:after="0" w:line="276" w:lineRule="auto"/>
       </w:pPr>
       <w:r>
@@ -10423,8 +10412,9 @@
         <w:t xml:space="preserve">计）。</w:t>
       </w:r>
     </w:p>
-    <w:bookmarkEnd w:id="39"/>
-    <w:bookmarkStart w:id="81" w:name="第二部分-结构化学第-812-题共-49-分"/>
+    <w:bookmarkEnd w:id="37"/>
+    <w:bookmarkEnd w:id="38"/>
+    <w:bookmarkStart w:id="80" w:name="第二部分-结构化学第-812-题共-49-分"/>
     <w:p>
       <w:pPr>
         <w:pStyle w:val="Heading2"/>
@@ -10463,7 +10453,7 @@
         <w:t xml:space="preserve">分）</w:t>
       </w:r>
     </w:p>
-    <w:bookmarkStart w:id="46" w:name="第-8-题13-分"/>
+    <w:bookmarkStart w:id="45" w:name="第-8-题13-分"/>
     <w:p>
       <w:pPr>
         <w:pStyle w:val="Heading3"/>
@@ -10496,26 +10486,27 @@
     <w:p>
       <w:pPr>
         <w:pStyle w:val="FirstParagraph"/>
-        <w:spacing w:before="120" w:after="120" w:line="240" w:lineRule="auto"/>
+        <w:keepNext/>
+        <w:spacing w:before="120" w:after="40" w:line="240" w:lineRule="auto"/>
         <w:jc w:val="center"/>
       </w:pPr>
       <w:r>
         <w:drawing>
           <wp:inline>
-            <wp:extent cx="2520000" cy="1564564"/>
+            <wp:extent cx="2960947" cy="1838330"/>
             <wp:effectExtent b="0" l="0" r="0" t="0"/>
-            <wp:docPr descr="" title="" id="41" name="Picture"/>
+            <wp:docPr descr="" title="" id="40" name="Picture"/>
             <a:graphic>
               <a:graphicData uri="http://schemas.openxmlformats.org/drawingml/2006/picture">
                 <pic:pic>
                   <pic:nvPicPr>
-                    <pic:cNvPr descr="90e11f95804de3dcfe1701e2779988c70b807dc5c460b08e61116a7a5421aa63.jpg" id="42" name="Picture"/>
+                    <pic:cNvPr descr="90e11f95804de3dcfe1701e2779988c70b807dc5c460b08e61116a7a5421aa63.jpg" id="41" name="Picture"/>
                     <pic:cNvPicPr>
                       <a:picLocks noChangeArrowheads="1" noChangeAspect="1"/>
                     </pic:cNvPicPr>
                   </pic:nvPicPr>
                   <pic:blipFill>
-                    <a:blip r:embed="rId40"/>
+                    <a:blip r:embed="rId39"/>
                     <a:stretch>
                       <a:fillRect/>
                     </a:stretch>
@@ -10523,7 +10514,7 @@
                   <pic:spPr bwMode="auto">
                     <a:xfrm>
                       <a:off x="0" y="0"/>
-                      <a:ext cx="2520000" cy="1564564"/>
+                      <a:ext cx="2960947" cy="1838330"/>
                     </a:xfrm>
                     <a:prstGeom prst="rect">
                       <a:avLst/>
@@ -10574,7 +10565,7 @@
         <w:spacing w:before="0" w:after="0" w:line="276" w:lineRule="auto"/>
       </w:pPr>
       <w:r>
-        <w:t xml:space="preserve">1.1 Zintl </w:t>
+        <w:t xml:space="preserve">8-1 Zintl </w:t>
       </w:r>
       <w:r>
         <w:rPr>
@@ -10589,7 +10580,7 @@
         <w:spacing w:before="0" w:after="0" w:line="276" w:lineRule="auto"/>
       </w:pPr>
       <w:r>
-        <w:t xml:space="preserve">1.1.1</w:t>
+        <w:t xml:space="preserve">8-1-1</w:t>
       </w:r>
       <w:r>
         <w:t xml:space="preserve"> </w:t>
@@ -10691,7 +10682,7 @@
         <w:spacing w:before="0" w:after="0" w:line="276" w:lineRule="auto"/>
       </w:pPr>
       <w:r>
-        <w:t xml:space="preserve">1.1.2</w:t>
+        <w:t xml:space="preserve">8-1-2</w:t>
       </w:r>
       <w:r>
         <w:t xml:space="preserve"> </w:t>
@@ -10805,7 +10796,7 @@
         <w:spacing w:before="0" w:after="0" w:line="276" w:lineRule="auto"/>
       </w:pPr>
       <w:r>
-        <w:t xml:space="preserve">1.1.2.1 </w:t>
+        <w:t xml:space="preserve">8-1-2-1 </w:t>
       </w:r>
       <w:r>
         <w:rPr>
@@ -10820,7 +10811,7 @@
         <w:spacing w:before="0" w:after="0" w:line="276" w:lineRule="auto"/>
       </w:pPr>
       <w:r>
-        <w:t xml:space="preserve">1.1.2.2 </w:t>
+        <w:t xml:space="preserve">8-1-2-2 </w:t>
       </w:r>
       <w:r>
         <w:rPr>
@@ -10853,7 +10844,7 @@
         <w:spacing w:before="0" w:after="0" w:line="276" w:lineRule="auto"/>
       </w:pPr>
       <w:r>
-        <w:t xml:space="preserve">1.2 </w:t>
+        <w:t xml:space="preserve">8-2 </w:t>
       </w:r>
       <w:r>
         <w:rPr>
@@ -10877,7 +10868,7 @@
         <w:spacing w:before="0" w:after="0" w:line="276" w:lineRule="auto"/>
       </w:pPr>
       <w:r>
-        <w:t xml:space="preserve">1.2.1</w:t>
+        <w:t xml:space="preserve">8-2-1</w:t>
       </w:r>
       <w:r>
         <w:t xml:space="preserve"> </w:t>
@@ -10993,7 +10984,7 @@
         <w:rPr>
           <w:rFonts w:ascii="Times New Roman" w:hAnsi="Times New Roman" w:cs="Times New Roman" w:eastAsia="SimSun"/>
         </w:rPr>
-        <w:t xml:space="preserve">的值，并写出该簇离子的分子点群。1.2.2</w:t>
+        <w:t xml:space="preserve">的值，并写出该簇离子的分子点群。8-2-2</w:t>
       </w:r>
       <w:r>
         <w:t xml:space="preserve"> </w:t>
@@ -11352,7 +11343,7 @@
         <w:spacing w:before="0" w:after="0" w:line="276" w:lineRule="auto"/>
       </w:pPr>
       <w:r>
-        <w:t xml:space="preserve">1.2.3.1 </w:t>
+        <w:t xml:space="preserve">8-2-3-1 </w:t>
       </w:r>
       <w:r>
         <w:rPr>
@@ -11472,7 +11463,7 @@
         <w:rPr>
           <w:rFonts w:ascii="Times New Roman" w:hAnsi="Times New Roman" w:cs="Times New Roman" w:eastAsia="SimSun"/>
         </w:rPr>
-        <w:t xml:space="preserve">1.2.3.2（思考题，不计入总分）</w:t>
+        <w:t xml:space="preserve">8-2-3-2（思考题，不计入总分）</w:t>
       </w:r>
       <w:r>
         <w:t xml:space="preserve"> </w:t>
@@ -11568,7 +11559,7 @@
         <w:spacing w:before="0" w:after="0" w:line="276" w:lineRule="auto"/>
       </w:pPr>
       <w:r>
-        <w:t xml:space="preserve">1.3 </w:t>
+        <w:t xml:space="preserve">8-3 </w:t>
       </w:r>
       <w:r>
         <w:rPr>
@@ -12096,26 +12087,27 @@
     <w:p>
       <w:pPr>
         <w:pStyle w:val="BodyText"/>
-        <w:spacing w:before="120" w:after="120" w:line="240" w:lineRule="auto"/>
+        <w:keepNext/>
+        <w:spacing w:before="120" w:after="40" w:line="240" w:lineRule="auto"/>
         <w:jc w:val="center"/>
       </w:pPr>
       <w:r>
         <w:drawing>
           <wp:inline>
-            <wp:extent cx="1664207" cy="1359408"/>
+            <wp:extent cx="1664208" cy="1359407"/>
             <wp:effectExtent b="0" l="0" r="0" t="0"/>
-            <wp:docPr descr="" title="" id="44" name="Picture"/>
+            <wp:docPr descr="" title="" id="43" name="Picture"/>
             <a:graphic>
               <a:graphicData uri="http://schemas.openxmlformats.org/drawingml/2006/picture">
                 <pic:pic>
                   <pic:nvPicPr>
-                    <pic:cNvPr descr="1f6e6f99e1cf9b3dcbe804710d074da816bc58957b33f8a91d12a22bf972430f.jpg" id="45" name="Picture"/>
+                    <pic:cNvPr descr="1f6e6f99e1cf9b3dcbe804710d074da816bc58957b33f8a91d12a22bf972430f.jpg" id="44" name="Picture"/>
                     <pic:cNvPicPr>
                       <a:picLocks noChangeArrowheads="1" noChangeAspect="1"/>
                     </pic:cNvPicPr>
                   </pic:nvPicPr>
                   <pic:blipFill>
-                    <a:blip r:embed="rId43"/>
+                    <a:blip r:embed="rId42"/>
                     <a:stretch>
                       <a:fillRect/>
                     </a:stretch>
@@ -12123,7 +12115,7 @@
                   <pic:spPr bwMode="auto">
                     <a:xfrm>
                       <a:off x="0" y="0"/>
-                      <a:ext cx="1664207" cy="1359408"/>
+                      <a:ext cx="1664208" cy="1359407"/>
                     </a:xfrm>
                     <a:prstGeom prst="rect">
                       <a:avLst/>
@@ -12148,7 +12140,7 @@
         <w:spacing w:before="0" w:after="0" w:line="276" w:lineRule="auto"/>
       </w:pPr>
       <w:r>
-        <w:t xml:space="preserve">1.3.1 </w:t>
+        <w:t xml:space="preserve">8-3-1 </w:t>
       </w:r>
       <w:r>
         <w:rPr>
@@ -12199,7 +12191,7 @@
         <w:spacing w:before="0" w:after="0" w:line="276" w:lineRule="auto"/>
       </w:pPr>
       <w:r>
-        <w:t xml:space="preserve">1.3.2 </w:t>
+        <w:t xml:space="preserve">8-3-2 </w:t>
       </w:r>
       <w:r>
         <w:rPr>
@@ -12511,7 +12503,7 @@
         <w:spacing w:before="0" w:after="0" w:line="276" w:lineRule="auto"/>
       </w:pPr>
       <w:r>
-        <w:t xml:space="preserve">1.3.3 </w:t>
+        <w:t xml:space="preserve">8-3-3 </w:t>
       </w:r>
       <w:r>
         <w:rPr>
@@ -12837,8 +12829,8 @@
         <w:t xml:space="preserve">的电荷。</w:t>
       </w:r>
     </w:p>
-    <w:bookmarkEnd w:id="46"/>
-    <w:bookmarkStart w:id="50" w:name="第-9-题13-分"/>
+    <w:bookmarkEnd w:id="45"/>
+    <w:bookmarkStart w:id="49" w:name="第-9-题13-分"/>
     <w:p>
       <w:pPr>
         <w:pStyle w:val="Heading3"/>
@@ -13343,26 +13335,27 @@
     <w:p>
       <w:pPr>
         <w:pStyle w:val="BodyText"/>
-        <w:spacing w:before="120" w:after="120" w:line="240" w:lineRule="auto"/>
+        <w:keepNext/>
+        <w:spacing w:before="120" w:after="40" w:line="240" w:lineRule="auto"/>
         <w:jc w:val="center"/>
       </w:pPr>
       <w:r>
         <w:drawing>
           <wp:inline>
-            <wp:extent cx="2016000" cy="1605418"/>
+            <wp:extent cx="2160000" cy="1720091"/>
             <wp:effectExtent b="0" l="0" r="0" t="0"/>
-            <wp:docPr descr="" title="" id="48" name="Picture"/>
+            <wp:docPr descr="" title="" id="47" name="Picture"/>
             <a:graphic>
               <a:graphicData uri="http://schemas.openxmlformats.org/drawingml/2006/picture">
                 <pic:pic>
                   <pic:nvPicPr>
-                    <pic:cNvPr descr="04828d6a3846b132c676abfaaee7e55fa36438e49132633e5670895c7eeb5c5e.jpg" id="49" name="Picture"/>
+                    <pic:cNvPr descr="04828d6a3846b132c676abfaaee7e55fa36438e49132633e5670895c7eeb5c5e.jpg" id="48" name="Picture"/>
                     <pic:cNvPicPr>
                       <a:picLocks noChangeArrowheads="1" noChangeAspect="1"/>
                     </pic:cNvPicPr>
                   </pic:nvPicPr>
                   <pic:blipFill>
-                    <a:blip r:embed="rId47"/>
+                    <a:blip r:embed="rId46"/>
                     <a:stretch>
                       <a:fillRect/>
                     </a:stretch>
@@ -13370,7 +13363,7 @@
                   <pic:spPr bwMode="auto">
                     <a:xfrm>
                       <a:off x="0" y="0"/>
-                      <a:ext cx="2016000" cy="1605418"/>
+                      <a:ext cx="2160000" cy="1720091"/>
                     </a:xfrm>
                     <a:prstGeom prst="rect">
                       <a:avLst/>
@@ -15329,8 +15322,8 @@
         <w:t xml:space="preserve">位有效数字）。</w:t>
       </w:r>
     </w:p>
-    <w:bookmarkEnd w:id="50"/>
-    <w:bookmarkStart w:id="63" w:name="第-10-题11-分"/>
+    <w:bookmarkEnd w:id="49"/>
+    <w:bookmarkStart w:id="62" w:name="第-10-题11-分"/>
     <w:p>
       <w:pPr>
         <w:pStyle w:val="Heading3"/>
@@ -15584,13 +15577,14 @@
       <w:tblPr>
         <w:tblStyle w:val="Table"/>
         <w:tblW w:type="dxa" w:w="9752"/>
+        <w:jc w:val="center"/>
         <w:tblBorders>
-          <w:top w:val="single" w:sz="6" w:space="0" w:color="000000"/>
-          <w:left w:val="single" w:sz="6" w:space="0" w:color="000000"/>
-          <w:bottom w:val="single" w:sz="6" w:space="0" w:color="000000"/>
-          <w:right w:val="single" w:sz="6" w:space="0" w:color="000000"/>
-          <w:insideH w:val="single" w:sz="6" w:space="0" w:color="000000"/>
-          <w:insideV w:val="single" w:sz="6" w:space="0" w:color="000000"/>
+          <w:top w:val="nil"/>
+          <w:left w:val="nil"/>
+          <w:bottom w:val="nil"/>
+          <w:right w:val="nil"/>
+          <w:insideH w:val="nil"/>
+          <w:insideV w:val="nil"/>
         </w:tblBorders>
         <w:tblLayout w:type="fixed"/>
         <w:tblLook w:firstRow="1" w:lastRow="0" w:firstColumn="0" w:lastColumn="0" w:noHBand="0" w:noVBand="0" w:val="0020"/>
@@ -15680,18 +15674,18 @@
                 <wp:inline>
                   <wp:extent cx="1261713" cy="1655999"/>
                   <wp:effectExtent b="0" l="0" r="0" t="0"/>
-                  <wp:docPr descr="" title="" id="52" name="Picture"/>
+                  <wp:docPr descr="" title="" id="51" name="Picture"/>
                   <a:graphic>
                     <a:graphicData uri="http://schemas.openxmlformats.org/drawingml/2006/picture">
                       <pic:pic>
                         <pic:nvPicPr>
-                          <pic:cNvPr descr="8d3112e549b32ad877253a55e22aa27113fe7f10ef479397353d90738c45fc25.jpg" id="53" name="Picture"/>
+                          <pic:cNvPr descr="8d3112e549b32ad877253a55e22aa27113fe7f10ef479397353d90738c45fc25.jpg" id="52" name="Picture"/>
                           <pic:cNvPicPr>
                             <a:picLocks noChangeArrowheads="1" noChangeAspect="1"/>
                           </pic:cNvPicPr>
                         </pic:nvPicPr>
                         <pic:blipFill>
-                          <a:blip r:embed="rId51"/>
+                          <a:blip r:embed="rId50"/>
                           <a:stretch>
                             <a:fillRect/>
                           </a:stretch>
@@ -15734,18 +15728,18 @@
                 <wp:inline>
                   <wp:extent cx="1568400" cy="868522"/>
                   <wp:effectExtent b="0" l="0" r="0" t="0"/>
-                  <wp:docPr descr="" title="" id="55" name="Picture"/>
+                  <wp:docPr descr="" title="" id="54" name="Picture"/>
                   <a:graphic>
                     <a:graphicData uri="http://schemas.openxmlformats.org/drawingml/2006/picture">
                       <pic:pic>
                         <pic:nvPicPr>
-                          <pic:cNvPr descr="066d8ddbc928572318d9b54e795cc4cb3e668d13ccfce64105eedb4669cd69e6.jpg" id="56" name="Picture"/>
+                          <pic:cNvPr descr="066d8ddbc928572318d9b54e795cc4cb3e668d13ccfce64105eedb4669cd69e6.jpg" id="55" name="Picture"/>
                           <pic:cNvPicPr>
                             <a:picLocks noChangeArrowheads="1" noChangeAspect="1"/>
                           </pic:cNvPicPr>
                         </pic:nvPicPr>
                         <pic:blipFill>
-                          <a:blip r:embed="rId54"/>
+                          <a:blip r:embed="rId53"/>
                           <a:stretch>
                             <a:fillRect/>
                           </a:stretch>
@@ -15801,18 +15795,18 @@
                 <wp:inline>
                   <wp:extent cx="1568400" cy="1319522"/>
                   <wp:effectExtent b="0" l="0" r="0" t="0"/>
-                  <wp:docPr descr="" title="" id="58" name="Picture"/>
+                  <wp:docPr descr="" title="" id="57" name="Picture"/>
                   <a:graphic>
                     <a:graphicData uri="http://schemas.openxmlformats.org/drawingml/2006/picture">
                       <pic:pic>
                         <pic:nvPicPr>
-                          <pic:cNvPr descr="202b83c990bba174ba02ff460d3c8fa5d5fac5279d3ae09714400a24c8fafc18.jpg" id="59" name="Picture"/>
+                          <pic:cNvPr descr="202b83c990bba174ba02ff460d3c8fa5d5fac5279d3ae09714400a24c8fafc18.jpg" id="58" name="Picture"/>
                           <pic:cNvPicPr>
                             <a:picLocks noChangeArrowheads="1" noChangeAspect="1"/>
                           </pic:cNvPicPr>
                         </pic:nvPicPr>
                         <pic:blipFill>
-                          <a:blip r:embed="rId57"/>
+                          <a:blip r:embed="rId56"/>
                           <a:stretch>
                             <a:fillRect/>
                           </a:stretch>
@@ -15853,20 +15847,20 @@
             <w:r>
               <w:drawing>
                 <wp:inline>
-                  <wp:extent cx="1267968" cy="1292352"/>
+                  <wp:extent cx="1267968" cy="1292351"/>
                   <wp:effectExtent b="0" l="0" r="0" t="0"/>
-                  <wp:docPr descr="" title="" id="61" name="Picture"/>
+                  <wp:docPr descr="" title="" id="60" name="Picture"/>
                   <a:graphic>
                     <a:graphicData uri="http://schemas.openxmlformats.org/drawingml/2006/picture">
                       <pic:pic>
                         <pic:nvPicPr>
-                          <pic:cNvPr descr="eba4f12ab3514e16439e88ef552ef4214a3ca7ca4ba01995601d8477ff40b3d9.jpg" id="62" name="Picture"/>
+                          <pic:cNvPr descr="eba4f12ab3514e16439e88ef552ef4214a3ca7ca4ba01995601d8477ff40b3d9.jpg" id="61" name="Picture"/>
                           <pic:cNvPicPr>
                             <a:picLocks noChangeArrowheads="1" noChangeAspect="1"/>
                           </pic:cNvPicPr>
                         </pic:nvPicPr>
                         <pic:blipFill>
-                          <a:blip r:embed="rId60"/>
+                          <a:blip r:embed="rId59"/>
                           <a:stretch>
                             <a:fillRect/>
                           </a:stretch>
@@ -15874,7 +15868,7 @@
                         <pic:spPr bwMode="auto">
                           <a:xfrm>
                             <a:off x="0" y="0"/>
-                            <a:ext cx="1267968" cy="1292352"/>
+                            <a:ext cx="1267968" cy="1292351"/>
                           </a:xfrm>
                           <a:prstGeom prst="rect">
                             <a:avLst/>
@@ -18234,8 +18228,8 @@
         <w:t xml:space="preserve">的化学反应方程式。</w:t>
       </w:r>
     </w:p>
-    <w:bookmarkEnd w:id="63"/>
-    <w:bookmarkStart w:id="73" w:name="第-11-题6-分"/>
+    <w:bookmarkEnd w:id="62"/>
+    <w:bookmarkStart w:id="72" w:name="第-11-题6-分"/>
     <w:p>
       <w:pPr>
         <w:pStyle w:val="Heading3"/>
@@ -18323,26 +18317,27 @@
     <w:p>
       <w:pPr>
         <w:pStyle w:val="BodyText"/>
-        <w:spacing w:before="120" w:after="120" w:line="240" w:lineRule="auto"/>
+        <w:keepNext/>
+        <w:spacing w:before="120" w:after="40" w:line="240" w:lineRule="auto"/>
         <w:jc w:val="center"/>
       </w:pPr>
       <w:r>
         <w:drawing>
           <wp:inline>
-            <wp:extent cx="2520000" cy="700760"/>
+            <wp:extent cx="3024000" cy="840912"/>
             <wp:effectExtent b="0" l="0" r="0" t="0"/>
-            <wp:docPr descr="" title="" id="65" name="Picture"/>
+            <wp:docPr descr="" title="" id="64" name="Picture"/>
             <a:graphic>
               <a:graphicData uri="http://schemas.openxmlformats.org/drawingml/2006/picture">
                 <pic:pic>
                   <pic:nvPicPr>
-                    <pic:cNvPr descr="39860c365634bab8d4cd1b88d8a0cbe475df3005547a660d5df0a4ca67fa6b2c.jpg" id="66" name="Picture"/>
+                    <pic:cNvPr descr="39860c365634bab8d4cd1b88d8a0cbe475df3005547a660d5df0a4ca67fa6b2c.jpg" id="65" name="Picture"/>
                     <pic:cNvPicPr>
                       <a:picLocks noChangeArrowheads="1" noChangeAspect="1"/>
                     </pic:cNvPicPr>
                   </pic:nvPicPr>
                   <pic:blipFill>
-                    <a:blip r:embed="rId64"/>
+                    <a:blip r:embed="rId63"/>
                     <a:stretch>
                       <a:fillRect/>
                     </a:stretch>
@@ -18350,7 +18345,7 @@
                   <pic:spPr bwMode="auto">
                     <a:xfrm>
                       <a:off x="0" y="0"/>
-                      <a:ext cx="2520000" cy="700760"/>
+                      <a:ext cx="3024000" cy="840912"/>
                     </a:xfrm>
                     <a:prstGeom prst="rect">
                       <a:avLst/>
@@ -18805,26 +18800,27 @@
     <w:p>
       <w:pPr>
         <w:pStyle w:val="BodyText"/>
-        <w:spacing w:before="120" w:after="120" w:line="240" w:lineRule="auto"/>
+        <w:keepNext/>
+        <w:spacing w:before="120" w:after="40" w:line="240" w:lineRule="auto"/>
         <w:jc w:val="center"/>
       </w:pPr>
       <w:r>
         <w:drawing>
           <wp:inline>
-            <wp:extent cx="2520000" cy="1017108"/>
+            <wp:extent cx="3024000" cy="1220530"/>
             <wp:effectExtent b="0" l="0" r="0" t="0"/>
-            <wp:docPr descr="" title="" id="68" name="Picture"/>
+            <wp:docPr descr="" title="" id="67" name="Picture"/>
             <a:graphic>
               <a:graphicData uri="http://schemas.openxmlformats.org/drawingml/2006/picture">
                 <pic:pic>
                   <pic:nvPicPr>
-                    <pic:cNvPr descr="c76f59e878f18997b009c58df563d667e3a4d404cff98eb8b2091439f923f213.jpg" id="69" name="Picture"/>
+                    <pic:cNvPr descr="c76f59e878f18997b009c58df563d667e3a4d404cff98eb8b2091439f923f213.jpg" id="68" name="Picture"/>
                     <pic:cNvPicPr>
                       <a:picLocks noChangeArrowheads="1" noChangeAspect="1"/>
                     </pic:cNvPicPr>
                   </pic:nvPicPr>
                   <pic:blipFill>
-                    <a:blip r:embed="rId67"/>
+                    <a:blip r:embed="rId66"/>
                     <a:stretch>
                       <a:fillRect/>
                     </a:stretch>
@@ -18832,7 +18828,7 @@
                   <pic:spPr bwMode="auto">
                     <a:xfrm>
                       <a:off x="0" y="0"/>
-                      <a:ext cx="2520000" cy="1017108"/>
+                      <a:ext cx="3024000" cy="1220530"/>
                     </a:xfrm>
                     <a:prstGeom prst="rect">
                       <a:avLst/>
@@ -18878,26 +18874,27 @@
     <w:p>
       <w:pPr>
         <w:pStyle w:val="BodyText"/>
-        <w:spacing w:before="120" w:after="120" w:line="240" w:lineRule="auto"/>
+        <w:keepNext/>
+        <w:spacing w:before="120" w:after="40" w:line="240" w:lineRule="auto"/>
         <w:jc w:val="center"/>
       </w:pPr>
       <w:r>
         <w:drawing>
           <wp:inline>
-            <wp:extent cx="2520000" cy="1823544"/>
+            <wp:extent cx="2586962" cy="1872000"/>
             <wp:effectExtent b="0" l="0" r="0" t="0"/>
-            <wp:docPr descr="" title="" id="71" name="Picture"/>
+            <wp:docPr descr="" title="" id="70" name="Picture"/>
             <a:graphic>
               <a:graphicData uri="http://schemas.openxmlformats.org/drawingml/2006/picture">
                 <pic:pic>
                   <pic:nvPicPr>
-                    <pic:cNvPr descr="123510c275cf0dee0ed7f217e8ae5fc2dcde1b3bb9de9a43c7760adc39ab9735.jpg" id="72" name="Picture"/>
+                    <pic:cNvPr descr="123510c275cf0dee0ed7f217e8ae5fc2dcde1b3bb9de9a43c7760adc39ab9735.jpg" id="71" name="Picture"/>
                     <pic:cNvPicPr>
                       <a:picLocks noChangeArrowheads="1" noChangeAspect="1"/>
                     </pic:cNvPicPr>
                   </pic:nvPicPr>
                   <pic:blipFill>
-                    <a:blip r:embed="rId70"/>
+                    <a:blip r:embed="rId69"/>
                     <a:stretch>
                       <a:fillRect/>
                     </a:stretch>
@@ -18905,7 +18902,7 @@
                   <pic:spPr bwMode="auto">
                     <a:xfrm>
                       <a:off x="0" y="0"/>
-                      <a:ext cx="2520000" cy="1823544"/>
+                      <a:ext cx="2586962" cy="1872000"/>
                     </a:xfrm>
                     <a:prstGeom prst="rect">
                       <a:avLst/>
@@ -18924,11 +18921,13 @@
         </w:drawing>
       </w:r>
     </w:p>
-    <w:bookmarkEnd w:id="73"/>
-    <w:bookmarkStart w:id="80" w:name="第-12-题6-分"/>
+    <w:bookmarkEnd w:id="72"/>
+    <w:bookmarkStart w:id="79" w:name="第-12-题6-分"/>
     <w:p>
       <w:pPr>
         <w:pStyle w:val="Heading3"/>
+        <w:spacing w:before="0" w:after="120" w:line="240" w:lineRule="auto"/>
+        <w:jc w:val="center"/>
       </w:pPr>
       <w:r>
         <w:rPr>
@@ -19280,26 +19279,27 @@
     <w:p>
       <w:pPr>
         <w:pStyle w:val="BodyText"/>
-        <w:spacing w:before="120" w:after="120" w:line="240" w:lineRule="auto"/>
+        <w:keepNext/>
+        <w:spacing w:before="120" w:after="40" w:line="240" w:lineRule="auto"/>
         <w:jc w:val="center"/>
       </w:pPr>
       <w:r>
         <w:drawing>
           <wp:inline>
-            <wp:extent cx="2520000" cy="1143333"/>
+            <wp:extent cx="3024000" cy="1371999"/>
             <wp:effectExtent b="0" l="0" r="0" t="0"/>
-            <wp:docPr descr="" title="" id="75" name="Picture"/>
+            <wp:docPr descr="" title="" id="74" name="Picture"/>
             <a:graphic>
               <a:graphicData uri="http://schemas.openxmlformats.org/drawingml/2006/picture">
                 <pic:pic>
                   <pic:nvPicPr>
-                    <pic:cNvPr descr="043aeae184bf64d910c4a627cabdf7a2a87e990500651b4ebf3fb2c6b816a599.jpg" id="76" name="Picture"/>
+                    <pic:cNvPr descr="043aeae184bf64d910c4a627cabdf7a2a87e990500651b4ebf3fb2c6b816a599.jpg" id="75" name="Picture"/>
                     <pic:cNvPicPr>
                       <a:picLocks noChangeArrowheads="1" noChangeAspect="1"/>
                     </pic:cNvPicPr>
                   </pic:nvPicPr>
                   <pic:blipFill>
-                    <a:blip r:embed="rId74"/>
+                    <a:blip r:embed="rId73"/>
                     <a:stretch>
                       <a:fillRect/>
                     </a:stretch>
@@ -19307,7 +19307,7 @@
                   <pic:spPr bwMode="auto">
                     <a:xfrm>
                       <a:off x="0" y="0"/>
-                      <a:ext cx="2520000" cy="1143333"/>
+                      <a:ext cx="3024000" cy="1371999"/>
                     </a:xfrm>
                     <a:prstGeom prst="rect">
                       <a:avLst/>
@@ -19758,7 +19758,8 @@
     <w:p>
       <w:pPr>
         <w:pStyle w:val="BodyText"/>
-        <w:spacing w:before="120" w:after="120" w:line="240" w:lineRule="auto"/>
+        <w:keepNext/>
+        <w:spacing w:before="120" w:after="40" w:line="240" w:lineRule="auto"/>
         <w:jc w:val="center"/>
       </w:pPr>
       <w:r>
@@ -19766,18 +19767,18 @@
           <wp:inline>
             <wp:extent cx="2510182" cy="1872000"/>
             <wp:effectExtent b="0" l="0" r="0" t="0"/>
-            <wp:docPr descr="" title="" id="78" name="Picture"/>
+            <wp:docPr descr="" title="" id="77" name="Picture"/>
             <a:graphic>
               <a:graphicData uri="http://schemas.openxmlformats.org/drawingml/2006/picture">
                 <pic:pic>
                   <pic:nvPicPr>
-                    <pic:cNvPr descr="559275fa4d7839d15dbb22cbe06f9312a886b69a6a35e6c61215d5cae7a4292d.jpg" id="79" name="Picture"/>
+                    <pic:cNvPr descr="559275fa4d7839d15dbb22cbe06f9312a886b69a6a35e6c61215d5cae7a4292d.jpg" id="78" name="Picture"/>
                     <pic:cNvPicPr>
                       <a:picLocks noChangeArrowheads="1" noChangeAspect="1"/>
                     </pic:cNvPicPr>
                   </pic:nvPicPr>
                   <pic:blipFill>
-                    <a:blip r:embed="rId77"/>
+                    <a:blip r:embed="rId76"/>
                     <a:stretch>
                       <a:fillRect/>
                     </a:stretch>
@@ -19906,9 +19907,9 @@
         <w:t xml:space="preserve">94.31°，计算该晶体的密度。</w:t>
       </w:r>
     </w:p>
+    <w:bookmarkEnd w:id="79"/>
     <w:bookmarkEnd w:id="80"/>
-    <w:bookmarkEnd w:id="81"/>
-    <w:bookmarkStart w:id="107" w:name="第三部分-化学原理第-1316-题共-48-分"/>
+    <w:bookmarkStart w:id="106" w:name="第三部分-化学原理第-1316-题共-48-分"/>
     <w:p>
       <w:pPr>
         <w:pStyle w:val="Heading2"/>
@@ -19947,7 +19948,7 @@
         <w:t xml:space="preserve">分）</w:t>
       </w:r>
     </w:p>
-    <w:bookmarkStart w:id="85" w:name="第-13-题13-分"/>
+    <w:bookmarkStart w:id="84" w:name="第-13-题13-分"/>
     <w:p>
       <w:pPr>
         <w:pStyle w:val="Heading3"/>
@@ -21044,26 +21045,27 @@
     <w:p>
       <w:pPr>
         <w:pStyle w:val="BodyText"/>
-        <w:spacing w:before="120" w:after="120" w:line="240" w:lineRule="auto"/>
+        <w:keepNext/>
+        <w:spacing w:before="120" w:after="40" w:line="240" w:lineRule="auto"/>
         <w:jc w:val="center"/>
       </w:pPr>
       <w:r>
         <w:drawing>
           <wp:inline>
-            <wp:extent cx="2520000" cy="719164"/>
+            <wp:extent cx="2627376" cy="749807"/>
             <wp:effectExtent b="0" l="0" r="0" t="0"/>
-            <wp:docPr descr="" title="" id="83" name="Picture"/>
+            <wp:docPr descr="" title="" id="82" name="Picture"/>
             <a:graphic>
               <a:graphicData uri="http://schemas.openxmlformats.org/drawingml/2006/picture">
                 <pic:pic>
                   <pic:nvPicPr>
-                    <pic:cNvPr descr="9fbf7ef86ef40d8e1ff254360213e9c13169e33b432581dca9a7b1a0e970b395.jpg" id="84" name="Picture"/>
+                    <pic:cNvPr descr="9fbf7ef86ef40d8e1ff254360213e9c13169e33b432581dca9a7b1a0e970b395.jpg" id="83" name="Picture"/>
                     <pic:cNvPicPr>
                       <a:picLocks noChangeArrowheads="1" noChangeAspect="1"/>
                     </pic:cNvPicPr>
                   </pic:nvPicPr>
                   <pic:blipFill>
-                    <a:blip r:embed="rId82"/>
+                    <a:blip r:embed="rId81"/>
                     <a:stretch>
                       <a:fillRect/>
                     </a:stretch>
@@ -21071,7 +21073,7 @@
                   <pic:spPr bwMode="auto">
                     <a:xfrm>
                       <a:off x="0" y="0"/>
-                      <a:ext cx="2520000" cy="719164"/>
+                      <a:ext cx="2627376" cy="749807"/>
                     </a:xfrm>
                     <a:prstGeom prst="rect">
                       <a:avLst/>
@@ -24176,8 +24178,8 @@
         </m:oMath>
       </m:oMathPara>
     </w:p>
-    <w:bookmarkEnd w:id="85"/>
-    <w:bookmarkStart w:id="86" w:name="第-14-题13-分"/>
+    <w:bookmarkEnd w:id="84"/>
+    <w:bookmarkStart w:id="85" w:name="第-14-题13-分"/>
     <w:p>
       <w:pPr>
         <w:pStyle w:val="Heading3"/>
@@ -28622,8 +28624,8 @@
         <w:t xml:space="preserve">0.8kJ/mol、4.2kJ/mol、9.8kJ/mol、1.2kJ/mol、0.6kJ/mol、0.9kJ/mol、2.9kJ/mol，计算最终计算所得溶解焓的标准差。</w:t>
       </w:r>
     </w:p>
-    <w:bookmarkEnd w:id="86"/>
-    <w:bookmarkStart w:id="105" w:name="第-15-题13-分"/>
+    <w:bookmarkEnd w:id="85"/>
+    <w:bookmarkStart w:id="104" w:name="第-15-题13-分"/>
     <w:p>
       <w:pPr>
         <w:pStyle w:val="Heading3"/>
@@ -28931,26 +28933,27 @@
     <w:p>
       <w:pPr>
         <w:pStyle w:val="BodyText"/>
-        <w:spacing w:before="120" w:after="120" w:line="240" w:lineRule="auto"/>
+        <w:keepNext/>
+        <w:spacing w:before="120" w:after="40" w:line="240" w:lineRule="auto"/>
         <w:jc w:val="center"/>
       </w:pPr>
       <w:r>
         <w:drawing>
           <wp:inline>
-            <wp:extent cx="2520000" cy="377142"/>
+            <wp:extent cx="3024000" cy="452571"/>
             <wp:effectExtent b="0" l="0" r="0" t="0"/>
-            <wp:docPr descr="" title="" id="88" name="Picture"/>
+            <wp:docPr descr="" title="" id="87" name="Picture"/>
             <a:graphic>
               <a:graphicData uri="http://schemas.openxmlformats.org/drawingml/2006/picture">
                 <pic:pic>
                   <pic:nvPicPr>
-                    <pic:cNvPr descr="69f2084e3b5df13fe863c9f24fd3cc639bb3d27a971eba6e5728c19c556a3fcb.jpg" id="89" name="Picture"/>
+                    <pic:cNvPr descr="69f2084e3b5df13fe863c9f24fd3cc639bb3d27a971eba6e5728c19c556a3fcb.jpg" id="88" name="Picture"/>
                     <pic:cNvPicPr>
                       <a:picLocks noChangeArrowheads="1" noChangeAspect="1"/>
                     </pic:cNvPicPr>
                   </pic:nvPicPr>
                   <pic:blipFill>
-                    <a:blip r:embed="rId87"/>
+                    <a:blip r:embed="rId86"/>
                     <a:stretch>
                       <a:fillRect/>
                     </a:stretch>
@@ -28958,7 +28961,7 @@
                   <pic:spPr bwMode="auto">
                     <a:xfrm>
                       <a:off x="0" y="0"/>
-                      <a:ext cx="2520000" cy="377142"/>
+                      <a:ext cx="3024000" cy="452571"/>
                     </a:xfrm>
                     <a:prstGeom prst="rect">
                       <a:avLst/>
@@ -29028,26 +29031,27 @@
     <w:p>
       <w:pPr>
         <w:pStyle w:val="BodyText"/>
-        <w:spacing w:before="120" w:after="120" w:line="240" w:lineRule="auto"/>
+        <w:keepNext/>
+        <w:spacing w:before="120" w:after="40" w:line="240" w:lineRule="auto"/>
         <w:jc w:val="center"/>
       </w:pPr>
       <w:r>
         <w:drawing>
           <wp:inline>
-            <wp:extent cx="2520000" cy="1248888"/>
+            <wp:extent cx="3024000" cy="1498666"/>
             <wp:effectExtent b="0" l="0" r="0" t="0"/>
-            <wp:docPr descr="" title="" id="91" name="Picture"/>
+            <wp:docPr descr="" title="" id="90" name="Picture"/>
             <a:graphic>
               <a:graphicData uri="http://schemas.openxmlformats.org/drawingml/2006/picture">
                 <pic:pic>
                   <pic:nvPicPr>
-                    <pic:cNvPr descr="683d936b88b57fc4162f28b639284913422f81fb414fb8afe96e71a01a299e4e.jpg" id="92" name="Picture"/>
+                    <pic:cNvPr descr="683d936b88b57fc4162f28b639284913422f81fb414fb8afe96e71a01a299e4e.jpg" id="91" name="Picture"/>
                     <pic:cNvPicPr>
                       <a:picLocks noChangeArrowheads="1" noChangeAspect="1"/>
                     </pic:cNvPicPr>
                   </pic:nvPicPr>
                   <pic:blipFill>
-                    <a:blip r:embed="rId90"/>
+                    <a:blip r:embed="rId89"/>
                     <a:stretch>
                       <a:fillRect/>
                     </a:stretch>
@@ -29055,7 +29059,7 @@
                   <pic:spPr bwMode="auto">
                     <a:xfrm>
                       <a:off x="0" y="0"/>
-                      <a:ext cx="2520000" cy="1248888"/>
+                      <a:ext cx="3024000" cy="1498666"/>
                     </a:xfrm>
                     <a:prstGeom prst="rect">
                       <a:avLst/>
@@ -29144,26 +29148,27 @@
     <w:p>
       <w:pPr>
         <w:pStyle w:val="BodyText"/>
-        <w:spacing w:before="120" w:after="120" w:line="240" w:lineRule="auto"/>
+        <w:keepNext/>
+        <w:spacing w:before="120" w:after="40" w:line="240" w:lineRule="auto"/>
         <w:jc w:val="center"/>
       </w:pPr>
       <w:r>
         <w:drawing>
           <wp:inline>
-            <wp:extent cx="2520000" cy="677547"/>
+            <wp:extent cx="3024000" cy="813056"/>
             <wp:effectExtent b="0" l="0" r="0" t="0"/>
-            <wp:docPr descr="" title="" id="94" name="Picture"/>
+            <wp:docPr descr="" title="" id="93" name="Picture"/>
             <a:graphic>
               <a:graphicData uri="http://schemas.openxmlformats.org/drawingml/2006/picture">
                 <pic:pic>
                   <pic:nvPicPr>
-                    <pic:cNvPr descr="31c1668a8633baf981c8a7a59c47e9b68162bb777ce13bca58dafa49caa65745.jpg" id="95" name="Picture"/>
+                    <pic:cNvPr descr="31c1668a8633baf981c8a7a59c47e9b68162bb777ce13bca58dafa49caa65745.jpg" id="94" name="Picture"/>
                     <pic:cNvPicPr>
                       <a:picLocks noChangeArrowheads="1" noChangeAspect="1"/>
                     </pic:cNvPicPr>
                   </pic:nvPicPr>
                   <pic:blipFill>
-                    <a:blip r:embed="rId93"/>
+                    <a:blip r:embed="rId92"/>
                     <a:stretch>
                       <a:fillRect/>
                     </a:stretch>
@@ -29171,7 +29176,7 @@
                   <pic:spPr bwMode="auto">
                     <a:xfrm>
                       <a:off x="0" y="0"/>
-                      <a:ext cx="2520000" cy="677547"/>
+                      <a:ext cx="3024000" cy="813056"/>
                     </a:xfrm>
                     <a:prstGeom prst="rect">
                       <a:avLst/>
@@ -30220,26 +30225,27 @@
     <w:p>
       <w:pPr>
         <w:pStyle w:val="BodyText"/>
-        <w:spacing w:before="120" w:after="120" w:line="240" w:lineRule="auto"/>
+        <w:keepNext/>
+        <w:spacing w:before="120" w:after="40" w:line="240" w:lineRule="auto"/>
         <w:jc w:val="center"/>
       </w:pPr>
       <w:r>
         <w:drawing>
           <wp:inline>
-            <wp:extent cx="2520000" cy="1316288"/>
+            <wp:extent cx="3024000" cy="1579546"/>
             <wp:effectExtent b="0" l="0" r="0" t="0"/>
-            <wp:docPr descr="" title="" id="97" name="Picture"/>
+            <wp:docPr descr="" title="" id="96" name="Picture"/>
             <a:graphic>
               <a:graphicData uri="http://schemas.openxmlformats.org/drawingml/2006/picture">
                 <pic:pic>
                   <pic:nvPicPr>
-                    <pic:cNvPr descr="8588eceee9a2553f8be3fd40dc3bbbec69d33672240f872242cd236311e3bc2c.jpg" id="98" name="Picture"/>
+                    <pic:cNvPr descr="8588eceee9a2553f8be3fd40dc3bbbec69d33672240f872242cd236311e3bc2c.jpg" id="97" name="Picture"/>
                     <pic:cNvPicPr>
                       <a:picLocks noChangeArrowheads="1" noChangeAspect="1"/>
                     </pic:cNvPicPr>
                   </pic:nvPicPr>
                   <pic:blipFill>
-                    <a:blip r:embed="rId96"/>
+                    <a:blip r:embed="rId95"/>
                     <a:stretch>
                       <a:fillRect/>
                     </a:stretch>
@@ -30247,7 +30253,7 @@
                   <pic:spPr bwMode="auto">
                     <a:xfrm>
                       <a:off x="0" y="0"/>
-                      <a:ext cx="2520000" cy="1316288"/>
+                      <a:ext cx="3024000" cy="1579546"/>
                     </a:xfrm>
                     <a:prstGeom prst="rect">
                       <a:avLst/>
@@ -31509,26 +31515,27 @@
     <w:p>
       <w:pPr>
         <w:pStyle w:val="BodyText"/>
-        <w:spacing w:before="120" w:after="120" w:line="240" w:lineRule="auto"/>
+        <w:keepNext/>
+        <w:spacing w:before="120" w:after="40" w:line="240" w:lineRule="auto"/>
         <w:jc w:val="center"/>
       </w:pPr>
       <w:r>
         <w:drawing>
           <wp:inline>
-            <wp:extent cx="2520000" cy="745107"/>
+            <wp:extent cx="3024000" cy="894129"/>
             <wp:effectExtent b="0" l="0" r="0" t="0"/>
-            <wp:docPr descr="" title="" id="100" name="Picture"/>
+            <wp:docPr descr="" title="" id="99" name="Picture"/>
             <a:graphic>
               <a:graphicData uri="http://schemas.openxmlformats.org/drawingml/2006/picture">
                 <pic:pic>
                   <pic:nvPicPr>
-                    <pic:cNvPr descr="5d5ff267e33d2ebc1d3fc4916688c0b1bfa43ac0941cc9eb8b88b52b7172f464.jpg" id="101" name="Picture"/>
+                    <pic:cNvPr descr="5d5ff267e33d2ebc1d3fc4916688c0b1bfa43ac0941cc9eb8b88b52b7172f464.jpg" id="100" name="Picture"/>
                     <pic:cNvPicPr>
                       <a:picLocks noChangeArrowheads="1" noChangeAspect="1"/>
                     </pic:cNvPicPr>
                   </pic:nvPicPr>
                   <pic:blipFill>
-                    <a:blip r:embed="rId99"/>
+                    <a:blip r:embed="rId98"/>
                     <a:stretch>
                       <a:fillRect/>
                     </a:stretch>
@@ -31536,7 +31543,7 @@
                   <pic:spPr bwMode="auto">
                     <a:xfrm>
                       <a:off x="0" y="0"/>
-                      <a:ext cx="2520000" cy="745107"/>
+                      <a:ext cx="3024000" cy="894129"/>
                     </a:xfrm>
                     <a:prstGeom prst="rect">
                       <a:avLst/>
@@ -31597,26 +31604,27 @@
     <w:p>
       <w:pPr>
         <w:pStyle w:val="BodyText"/>
-        <w:spacing w:before="120" w:after="120" w:line="240" w:lineRule="auto"/>
+        <w:keepNext/>
+        <w:spacing w:before="120" w:after="40" w:line="240" w:lineRule="auto"/>
         <w:jc w:val="center"/>
       </w:pPr>
       <w:r>
         <w:drawing>
           <wp:inline>
-            <wp:extent cx="2012927" cy="2015999"/>
+            <wp:extent cx="2156707" cy="2160000"/>
             <wp:effectExtent b="0" l="0" r="0" t="0"/>
-            <wp:docPr descr="" title="" id="103" name="Picture"/>
+            <wp:docPr descr="" title="" id="102" name="Picture"/>
             <a:graphic>
               <a:graphicData uri="http://schemas.openxmlformats.org/drawingml/2006/picture">
                 <pic:pic>
                   <pic:nvPicPr>
-                    <pic:cNvPr descr="6c4d3f8a90d1ec500826d6f45243046ea896d2ebcf367d35289f72043b6133db.jpg" id="104" name="Picture"/>
+                    <pic:cNvPr descr="6c4d3f8a90d1ec500826d6f45243046ea896d2ebcf367d35289f72043b6133db.jpg" id="103" name="Picture"/>
                     <pic:cNvPicPr>
                       <a:picLocks noChangeArrowheads="1" noChangeAspect="1"/>
                     </pic:cNvPicPr>
                   </pic:nvPicPr>
                   <pic:blipFill>
-                    <a:blip r:embed="rId102"/>
+                    <a:blip r:embed="rId101"/>
                     <a:stretch>
                       <a:fillRect/>
                     </a:stretch>
@@ -31624,7 +31632,7 @@
                   <pic:spPr bwMode="auto">
                     <a:xfrm>
                       <a:off x="0" y="0"/>
-                      <a:ext cx="2012927" cy="2015999"/>
+                      <a:ext cx="2156707" cy="2160000"/>
                     </a:xfrm>
                     <a:prstGeom prst="rect">
                       <a:avLst/>
@@ -31643,11 +31651,13 @@
         </w:drawing>
       </w:r>
     </w:p>
-    <w:bookmarkEnd w:id="105"/>
-    <w:bookmarkStart w:id="106" w:name="第-16-题9-分"/>
+    <w:bookmarkEnd w:id="104"/>
+    <w:bookmarkStart w:id="105" w:name="第-16-题9-分"/>
     <w:p>
       <w:pPr>
         <w:pStyle w:val="Heading3"/>
+        <w:spacing w:before="0" w:after="120" w:line="240" w:lineRule="auto"/>
+        <w:jc w:val="center"/>
       </w:pPr>
       <w:r>
         <w:rPr>
@@ -34135,9 +34145,9 @@
         <w:t xml:space="preserve">团簇）</w:t>
       </w:r>
     </w:p>
+    <w:bookmarkEnd w:id="105"/>
     <w:bookmarkEnd w:id="106"/>
     <w:bookmarkEnd w:id="107"/>
-    <w:bookmarkEnd w:id="108"/>
     <w:sectPr>
       <w:footerReference r:id="rId9" w:type="default"/>
       <w:headerReference r:id="rId10" w:type="default"/>

--- a/00-首页/题组Word/初赛模拟卷/真题版式/初赛模拟卷XI（非有机·学生版·真题版式）.docx
+++ b/00-首页/题组Word/初赛模拟卷/真题版式/初赛模拟卷XI（非有机·学生版·真题版式）.docx
@@ -693,7 +693,7 @@
       </w:r>
     </w:p>
     <w:bookmarkEnd w:id="22"/>
-    <w:bookmarkStart w:id="23" w:name="第-2-题6-分"/>
+    <w:bookmarkStart w:id="23" w:name="第-2-题6-分砷的历史与化学"/>
     <w:p>
       <w:pPr>
         <w:pStyle w:val="Heading3"/>
@@ -720,7 +720,7 @@
         <w:rPr>
           <w:rFonts w:ascii="Times New Roman" w:hAnsi="Times New Roman" w:cs="Times New Roman" w:eastAsia="SimSun"/>
         </w:rPr>
-        <w:t xml:space="preserve">分）</w:t>
+        <w:t xml:space="preserve">分）砷的历史与化学</w:t>
       </w:r>
     </w:p>
     <w:p>
@@ -1658,7 +1658,7 @@
       </w:r>
     </w:p>
     <w:bookmarkEnd w:id="23"/>
-    <w:bookmarkStart w:id="24" w:name="第-3-题6-分"/>
+    <w:bookmarkStart w:id="24" w:name="第-3-题6-分硫的小环化合物"/>
     <w:p>
       <w:pPr>
         <w:pStyle w:val="Heading3"/>
@@ -1685,7 +1685,7 @@
         <w:rPr>
           <w:rFonts w:ascii="Times New Roman" w:hAnsi="Times New Roman" w:cs="Times New Roman" w:eastAsia="SimSun"/>
         </w:rPr>
-        <w:t xml:space="preserve">分）</w:t>
+        <w:t xml:space="preserve">分）硫的小环化合物</w:t>
       </w:r>
     </w:p>
     <w:p>
@@ -4573,7 +4573,7 @@
       </w:r>
     </w:p>
     <w:bookmarkEnd w:id="25"/>
-    <w:bookmarkStart w:id="26" w:name="第-5-题8-分"/>
+    <w:bookmarkStart w:id="26" w:name="第-5-题8-分原子结构基本公式的计算与推导"/>
     <w:p>
       <w:pPr>
         <w:pStyle w:val="Heading3"/>
@@ -4600,7 +4600,7 @@
         <w:rPr>
           <w:rFonts w:ascii="Times New Roman" w:hAnsi="Times New Roman" w:cs="Times New Roman" w:eastAsia="SimSun"/>
         </w:rPr>
-        <w:t xml:space="preserve">分）</w:t>
+        <w:t xml:space="preserve">分）原子结构基本公式的计算与推导</w:t>
       </w:r>
     </w:p>
     <w:p>
@@ -6231,7 +6231,7 @@
       </w:r>
     </w:p>
     <w:bookmarkEnd w:id="26"/>
-    <w:bookmarkStart w:id="36" w:name="第-6-题11-分"/>
+    <w:bookmarkStart w:id="36" w:name="第-6-题11-分元素推断"/>
     <w:p>
       <w:pPr>
         <w:pStyle w:val="Heading3"/>
@@ -6258,7 +6258,7 @@
         <w:rPr>
           <w:rFonts w:ascii="Times New Roman" w:hAnsi="Times New Roman" w:cs="Times New Roman" w:eastAsia="SimSun"/>
         </w:rPr>
-        <w:t xml:space="preserve">分）</w:t>
+        <w:t xml:space="preserve">分）元素推断</w:t>
       </w:r>
     </w:p>
     <w:p>
@@ -12830,7 +12830,7 @@
       </w:r>
     </w:p>
     <w:bookmarkEnd w:id="45"/>
-    <w:bookmarkStart w:id="49" w:name="第-9-题13-分"/>
+    <w:bookmarkStart w:id="49" w:name="第-9-题13-分金属互化物超结构"/>
     <w:p>
       <w:pPr>
         <w:pStyle w:val="Heading3"/>
@@ -12857,7 +12857,7 @@
         <w:rPr>
           <w:rFonts w:ascii="Times New Roman" w:hAnsi="Times New Roman" w:cs="Times New Roman" w:eastAsia="SimSun"/>
         </w:rPr>
-        <w:t xml:space="preserve">分）</w:t>
+        <w:t xml:space="preserve">分）金属互化物超结构</w:t>
       </w:r>
     </w:p>
     <w:p>
@@ -15323,7 +15323,7 @@
       </w:r>
     </w:p>
     <w:bookmarkEnd w:id="49"/>
-    <w:bookmarkStart w:id="62" w:name="第-10-题11-分"/>
+    <w:bookmarkStart w:id="62" w:name="第-10-题11-分碳酸及4-氧化态的碳"/>
     <w:p>
       <w:pPr>
         <w:pStyle w:val="Heading3"/>
@@ -15350,7 +15350,16 @@
         <w:rPr>
           <w:rFonts w:ascii="Times New Roman" w:hAnsi="Times New Roman" w:cs="Times New Roman" w:eastAsia="SimSun"/>
         </w:rPr>
-        <w:t xml:space="preserve">分）</w:t>
+        <w:t xml:space="preserve">分）碳酸及+4</w:t>
+      </w:r>
+      <w:r>
+        <w:t xml:space="preserve"> </w:t>
+      </w:r>
+      <w:r>
+        <w:rPr>
+          <w:rFonts w:ascii="Times New Roman" w:hAnsi="Times New Roman" w:cs="Times New Roman" w:eastAsia="SimSun"/>
+        </w:rPr>
+        <w:t xml:space="preserve">氧化态的碳</w:t>
       </w:r>
     </w:p>
     <w:p>
@@ -18229,7 +18238,7 @@
       </w:r>
     </w:p>
     <w:bookmarkEnd w:id="62"/>
-    <w:bookmarkStart w:id="72" w:name="第-11-题6-分"/>
+    <w:bookmarkStart w:id="72" w:name="第-11-题6-分cu的元素化学"/>
     <w:p>
       <w:pPr>
         <w:pStyle w:val="Heading3"/>
@@ -18256,7 +18265,7 @@
         <w:rPr>
           <w:rFonts w:ascii="Times New Roman" w:hAnsi="Times New Roman" w:cs="Times New Roman" w:eastAsia="SimSun"/>
         </w:rPr>
-        <w:t xml:space="preserve">分）</w:t>
+        <w:t xml:space="preserve">分）Cu的元素化学</w:t>
       </w:r>
     </w:p>
     <w:p>
@@ -18922,7 +18931,7 @@
       </w:r>
     </w:p>
     <w:bookmarkEnd w:id="72"/>
-    <w:bookmarkStart w:id="79" w:name="第-12-题6-分"/>
+    <w:bookmarkStart w:id="79" w:name="第-12-题6-分含-se-物质的晶体结构"/>
     <w:p>
       <w:pPr>
         <w:pStyle w:val="Heading3"/>
@@ -18951,7 +18960,16 @@
         <w:rPr>
           <w:rFonts w:ascii="Times New Roman" w:hAnsi="Times New Roman" w:cs="Times New Roman" w:eastAsia="SimSun"/>
         </w:rPr>
-        <w:t xml:space="preserve">分）</w:t>
+        <w:t xml:space="preserve">分）含</w:t>
+      </w:r>
+      <w:r>
+        <w:t xml:space="preserve"> Se </w:t>
+      </w:r>
+      <w:r>
+        <w:rPr>
+          <w:rFonts w:ascii="Times New Roman" w:hAnsi="Times New Roman" w:cs="Times New Roman" w:eastAsia="SimSun"/>
+        </w:rPr>
+        <w:t xml:space="preserve">物质的晶体结构</w:t>
       </w:r>
     </w:p>
     <w:p>
@@ -19948,7 +19966,7 @@
         <w:t xml:space="preserve">分）</w:t>
       </w:r>
     </w:p>
-    <w:bookmarkStart w:id="84" w:name="第-13-题13-分"/>
+    <w:bookmarkStart w:id="84" w:name="第-13-题13-分金属元素的提取和纯化"/>
     <w:p>
       <w:pPr>
         <w:pStyle w:val="Heading3"/>
@@ -19975,7 +19993,7 @@
         <w:rPr>
           <w:rFonts w:ascii="Times New Roman" w:hAnsi="Times New Roman" w:cs="Times New Roman" w:eastAsia="SimSun"/>
         </w:rPr>
-        <w:t xml:space="preserve">分）</w:t>
+        <w:t xml:space="preserve">分）金属元素的提取和纯化</w:t>
       </w:r>
     </w:p>
     <w:p>
@@ -24179,7 +24197,7 @@
       </m:oMathPara>
     </w:p>
     <w:bookmarkEnd w:id="84"/>
-    <w:bookmarkStart w:id="85" w:name="第-14-题13-分"/>
+    <w:bookmarkStart w:id="85" w:name="第-14-题13-分液体与气体的混合物"/>
     <w:p>
       <w:pPr>
         <w:pStyle w:val="Heading3"/>
@@ -24206,7 +24224,7 @@
         <w:rPr>
           <w:rFonts w:ascii="Times New Roman" w:hAnsi="Times New Roman" w:cs="Times New Roman" w:eastAsia="SimSun"/>
         </w:rPr>
-        <w:t xml:space="preserve">分）</w:t>
+        <w:t xml:space="preserve">分）液体与气体的混合物</w:t>
       </w:r>
     </w:p>
     <w:p>
@@ -28625,7 +28643,7 @@
       </w:r>
     </w:p>
     <w:bookmarkEnd w:id="85"/>
-    <w:bookmarkStart w:id="104" w:name="第-15-题13-分"/>
+    <w:bookmarkStart w:id="104" w:name="第-15-题13-分含氟活性小分子"/>
     <w:p>
       <w:pPr>
         <w:pStyle w:val="Heading3"/>
@@ -28652,7 +28670,7 @@
         <w:rPr>
           <w:rFonts w:ascii="Times New Roman" w:hAnsi="Times New Roman" w:cs="Times New Roman" w:eastAsia="SimSun"/>
         </w:rPr>
-        <w:t xml:space="preserve">分）</w:t>
+        <w:t xml:space="preserve">分）含氟活性小分子</w:t>
       </w:r>
     </w:p>
     <w:p>
@@ -31652,7 +31670,7 @@
       </w:r>
     </w:p>
     <w:bookmarkEnd w:id="104"/>
-    <w:bookmarkStart w:id="105" w:name="第-16-题9-分"/>
+    <w:bookmarkStart w:id="105" w:name="第-16-题9-分硫代砷酸盐的制备及结构"/>
     <w:p>
       <w:pPr>
         <w:pStyle w:val="Heading3"/>
@@ -31681,7 +31699,7 @@
         <w:rPr>
           <w:rFonts w:ascii="Times New Roman" w:hAnsi="Times New Roman" w:cs="Times New Roman" w:eastAsia="SimSun"/>
         </w:rPr>
-        <w:t xml:space="preserve">分）</w:t>
+        <w:t xml:space="preserve">分）硫代砷酸盐的制备及结构</w:t>
       </w:r>
     </w:p>
     <w:p>

--- a/00-首页/题组Word/初赛模拟卷/真题版式/初赛模拟卷XI（非有机·学生版·真题版式）.docx
+++ b/00-首页/题组Word/初赛模拟卷/真题版式/初赛模拟卷XI（非有机·学生版·真题版式）.docx
@@ -253,7 +253,7 @@
       <w:r>
         <w:drawing>
           <wp:inline>
-            <wp:extent cx="3024000" cy="785454"/>
+            <wp:extent cx="4082400" cy="1060362"/>
             <wp:effectExtent b="0" l="0" r="0" t="0"/>
             <wp:docPr descr="" title="" id="20" name="Picture"/>
             <a:graphic>
@@ -274,7 +274,7 @@
                   <pic:spPr bwMode="auto">
                     <a:xfrm>
                       <a:off x="0" y="0"/>
-                      <a:ext cx="3024000" cy="785454"/>
+                      <a:ext cx="4082400" cy="1060362"/>
                     </a:xfrm>
                     <a:prstGeom prst="rect">
                       <a:avLst/>
@@ -10493,7 +10493,7 @@
       <w:r>
         <w:drawing>
           <wp:inline>
-            <wp:extent cx="2960947" cy="1838330"/>
+            <wp:extent cx="4070490" cy="2527200"/>
             <wp:effectExtent b="0" l="0" r="0" t="0"/>
             <wp:docPr descr="" title="" id="40" name="Picture"/>
             <a:graphic>
@@ -10514,7 +10514,7 @@
                   <pic:spPr bwMode="auto">
                     <a:xfrm>
                       <a:off x="0" y="0"/>
-                      <a:ext cx="2960947" cy="1838330"/>
+                      <a:ext cx="4070490" cy="2527200"/>
                     </a:xfrm>
                     <a:prstGeom prst="rect">
                       <a:avLst/>
@@ -13342,7 +13342,7 @@
       <w:r>
         <w:drawing>
           <wp:inline>
-            <wp:extent cx="2160000" cy="1720091"/>
+            <wp:extent cx="2663952" cy="2121407"/>
             <wp:effectExtent b="0" l="0" r="0" t="0"/>
             <wp:docPr descr="" title="" id="47" name="Picture"/>
             <a:graphic>
@@ -13363,7 +13363,7 @@
                   <pic:spPr bwMode="auto">
                     <a:xfrm>
                       <a:off x="0" y="0"/>
-                      <a:ext cx="2160000" cy="1720091"/>
+                      <a:ext cx="2663952" cy="2121407"/>
                     </a:xfrm>
                     <a:prstGeom prst="rect">
                       <a:avLst/>
@@ -15681,7 +15681,7 @@
             <w:r>
               <w:drawing>
                 <wp:inline>
-                  <wp:extent cx="1261713" cy="1655999"/>
+                  <wp:extent cx="1560575" cy="2048256"/>
                   <wp:effectExtent b="0" l="0" r="0" t="0"/>
                   <wp:docPr descr="" title="" id="51" name="Picture"/>
                   <a:graphic>
@@ -15702,7 +15702,7 @@
                         <pic:spPr bwMode="auto">
                           <a:xfrm>
                             <a:off x="0" y="0"/>
-                            <a:ext cx="1261713" cy="1655999"/>
+                            <a:ext cx="1560575" cy="2048256"/>
                           </a:xfrm>
                           <a:prstGeom prst="rect">
                             <a:avLst/>
@@ -15735,7 +15735,7 @@
             <w:r>
               <w:drawing>
                 <wp:inline>
-                  <wp:extent cx="1568400" cy="868522"/>
+                  <wp:extent cx="2267712" cy="1255775"/>
                   <wp:effectExtent b="0" l="0" r="0" t="0"/>
                   <wp:docPr descr="" title="" id="54" name="Picture"/>
                   <a:graphic>
@@ -15756,7 +15756,7 @@
                         <pic:spPr bwMode="auto">
                           <a:xfrm>
                             <a:off x="0" y="0"/>
-                            <a:ext cx="1568400" cy="868522"/>
+                            <a:ext cx="2267712" cy="1255775"/>
                           </a:xfrm>
                           <a:prstGeom prst="rect">
                             <a:avLst/>
@@ -15802,7 +15802,7 @@
             <w:r>
               <w:drawing>
                 <wp:inline>
-                  <wp:extent cx="1568400" cy="1319522"/>
+                  <wp:extent cx="2036064" cy="1712975"/>
                   <wp:effectExtent b="0" l="0" r="0" t="0"/>
                   <wp:docPr descr="" title="" id="57" name="Picture"/>
                   <a:graphic>
@@ -15823,7 +15823,7 @@
                         <pic:spPr bwMode="auto">
                           <a:xfrm>
                             <a:off x="0" y="0"/>
-                            <a:ext cx="1568400" cy="1319522"/>
+                            <a:ext cx="2036064" cy="1712975"/>
                           </a:xfrm>
                           <a:prstGeom prst="rect">
                             <a:avLst/>
@@ -18333,7 +18333,7 @@
       <w:r>
         <w:drawing>
           <wp:inline>
-            <wp:extent cx="3024000" cy="840912"/>
+            <wp:extent cx="4082400" cy="1135231"/>
             <wp:effectExtent b="0" l="0" r="0" t="0"/>
             <wp:docPr descr="" title="" id="64" name="Picture"/>
             <a:graphic>
@@ -18354,7 +18354,7 @@
                   <pic:spPr bwMode="auto">
                     <a:xfrm>
                       <a:off x="0" y="0"/>
-                      <a:ext cx="3024000" cy="840912"/>
+                      <a:ext cx="4082400" cy="1135231"/>
                     </a:xfrm>
                     <a:prstGeom prst="rect">
                       <a:avLst/>
@@ -18816,7 +18816,7 @@
       <w:r>
         <w:drawing>
           <wp:inline>
-            <wp:extent cx="3024000" cy="1220530"/>
+            <wp:extent cx="3035808" cy="1225295"/>
             <wp:effectExtent b="0" l="0" r="0" t="0"/>
             <wp:docPr descr="" title="" id="67" name="Picture"/>
             <a:graphic>
@@ -18837,7 +18837,7 @@
                   <pic:spPr bwMode="auto">
                     <a:xfrm>
                       <a:off x="0" y="0"/>
-                      <a:ext cx="3024000" cy="1220530"/>
+                      <a:ext cx="3035808" cy="1225295"/>
                     </a:xfrm>
                     <a:prstGeom prst="rect">
                       <a:avLst/>
@@ -18890,7 +18890,7 @@
       <w:r>
         <w:drawing>
           <wp:inline>
-            <wp:extent cx="2586962" cy="1872000"/>
+            <wp:extent cx="2889503" cy="2090927"/>
             <wp:effectExtent b="0" l="0" r="0" t="0"/>
             <wp:docPr descr="" title="" id="70" name="Picture"/>
             <a:graphic>
@@ -18911,7 +18911,7 @@
                   <pic:spPr bwMode="auto">
                     <a:xfrm>
                       <a:off x="0" y="0"/>
-                      <a:ext cx="2586962" cy="1872000"/>
+                      <a:ext cx="2889503" cy="2090927"/>
                     </a:xfrm>
                     <a:prstGeom prst="rect">
                       <a:avLst/>
@@ -19304,7 +19304,7 @@
       <w:r>
         <w:drawing>
           <wp:inline>
-            <wp:extent cx="3024000" cy="1371999"/>
+            <wp:extent cx="4082400" cy="1852198"/>
             <wp:effectExtent b="0" l="0" r="0" t="0"/>
             <wp:docPr descr="" title="" id="74" name="Picture"/>
             <a:graphic>
@@ -19325,7 +19325,7 @@
                   <pic:spPr bwMode="auto">
                     <a:xfrm>
                       <a:off x="0" y="0"/>
-                      <a:ext cx="3024000" cy="1371999"/>
+                      <a:ext cx="4082400" cy="1852198"/>
                     </a:xfrm>
                     <a:prstGeom prst="rect">
                       <a:avLst/>
@@ -19783,7 +19783,7 @@
       <w:r>
         <w:drawing>
           <wp:inline>
-            <wp:extent cx="2510182" cy="1872000"/>
+            <wp:extent cx="3388745" cy="2527200"/>
             <wp:effectExtent b="0" l="0" r="0" t="0"/>
             <wp:docPr descr="" title="" id="77" name="Picture"/>
             <a:graphic>
@@ -19804,7 +19804,7 @@
                   <pic:spPr bwMode="auto">
                     <a:xfrm>
                       <a:off x="0" y="0"/>
-                      <a:ext cx="2510182" cy="1872000"/>
+                      <a:ext cx="3388745" cy="2527200"/>
                     </a:xfrm>
                     <a:prstGeom prst="rect">
                       <a:avLst/>
@@ -28958,7 +28958,7 @@
       <w:r>
         <w:drawing>
           <wp:inline>
-            <wp:extent cx="3024000" cy="452571"/>
+            <wp:extent cx="4082400" cy="610970"/>
             <wp:effectExtent b="0" l="0" r="0" t="0"/>
             <wp:docPr descr="" title="" id="87" name="Picture"/>
             <a:graphic>
@@ -28979,7 +28979,7 @@
                   <pic:spPr bwMode="auto">
                     <a:xfrm>
                       <a:off x="0" y="0"/>
-                      <a:ext cx="3024000" cy="452571"/>
+                      <a:ext cx="4082400" cy="610970"/>
                     </a:xfrm>
                     <a:prstGeom prst="rect">
                       <a:avLst/>
@@ -29056,7 +29056,7 @@
       <w:r>
         <w:drawing>
           <wp:inline>
-            <wp:extent cx="3024000" cy="1498666"/>
+            <wp:extent cx="3456432" cy="1712975"/>
             <wp:effectExtent b="0" l="0" r="0" t="0"/>
             <wp:docPr descr="" title="" id="90" name="Picture"/>
             <a:graphic>
@@ -29077,7 +29077,7 @@
                   <pic:spPr bwMode="auto">
                     <a:xfrm>
                       <a:off x="0" y="0"/>
-                      <a:ext cx="3024000" cy="1498666"/>
+                      <a:ext cx="3456432" cy="1712975"/>
                     </a:xfrm>
                     <a:prstGeom prst="rect">
                       <a:avLst/>
@@ -29173,7 +29173,7 @@
       <w:r>
         <w:drawing>
           <wp:inline>
-            <wp:extent cx="3024000" cy="813056"/>
+            <wp:extent cx="4082400" cy="1097625"/>
             <wp:effectExtent b="0" l="0" r="0" t="0"/>
             <wp:docPr descr="" title="" id="93" name="Picture"/>
             <a:graphic>
@@ -29194,7 +29194,7 @@
                   <pic:spPr bwMode="auto">
                     <a:xfrm>
                       <a:off x="0" y="0"/>
-                      <a:ext cx="3024000" cy="813056"/>
+                      <a:ext cx="4082400" cy="1097625"/>
                     </a:xfrm>
                     <a:prstGeom prst="rect">
                       <a:avLst/>
@@ -30250,7 +30250,7 @@
       <w:r>
         <w:drawing>
           <wp:inline>
-            <wp:extent cx="3024000" cy="1579546"/>
+            <wp:extent cx="4082400" cy="2132387"/>
             <wp:effectExtent b="0" l="0" r="0" t="0"/>
             <wp:docPr descr="" title="" id="96" name="Picture"/>
             <a:graphic>
@@ -30271,7 +30271,7 @@
                   <pic:spPr bwMode="auto">
                     <a:xfrm>
                       <a:off x="0" y="0"/>
-                      <a:ext cx="3024000" cy="1579546"/>
+                      <a:ext cx="4082400" cy="2132387"/>
                     </a:xfrm>
                     <a:prstGeom prst="rect">
                       <a:avLst/>
@@ -31540,7 +31540,7 @@
       <w:r>
         <w:drawing>
           <wp:inline>
-            <wp:extent cx="3024000" cy="894129"/>
+            <wp:extent cx="4082400" cy="1207074"/>
             <wp:effectExtent b="0" l="0" r="0" t="0"/>
             <wp:docPr descr="" title="" id="99" name="Picture"/>
             <a:graphic>
@@ -31561,7 +31561,7 @@
                   <pic:spPr bwMode="auto">
                     <a:xfrm>
                       <a:off x="0" y="0"/>
-                      <a:ext cx="3024000" cy="894129"/>
+                      <a:ext cx="4082400" cy="1207074"/>
                     </a:xfrm>
                     <a:prstGeom prst="rect">
                       <a:avLst/>
@@ -31629,7 +31629,7 @@
       <w:r>
         <w:drawing>
           <wp:inline>
-            <wp:extent cx="2156707" cy="2160000"/>
+            <wp:extent cx="2911554" cy="2916000"/>
             <wp:effectExtent b="0" l="0" r="0" t="0"/>
             <wp:docPr descr="" title="" id="102" name="Picture"/>
             <a:graphic>
@@ -31650,7 +31650,7 @@
                   <pic:spPr bwMode="auto">
                     <a:xfrm>
                       <a:off x="0" y="0"/>
-                      <a:ext cx="2156707" cy="2160000"/>
+                      <a:ext cx="2911554" cy="2916000"/>
                     </a:xfrm>
                     <a:prstGeom prst="rect">
                       <a:avLst/>

--- a/00-首页/题组Word/初赛模拟卷/真题版式/初赛模拟卷XI（非有机·学生版·真题版式）.docx
+++ b/00-首页/题组Word/初赛模拟卷/真题版式/初赛模拟卷XI（非有机·学生版·真题版式）.docx
@@ -7155,7 +7155,7 @@
       <w:r>
         <w:drawing>
           <wp:inline>
-            <wp:extent cx="2511552" cy="1158239"/>
+            <wp:extent cx="3712463" cy="1712975"/>
             <wp:effectExtent b="0" l="0" r="0" t="0"/>
             <wp:docPr descr="" title="" id="28" name="Picture"/>
             <a:graphic>
@@ -7176,7 +7176,7 @@
                   <pic:spPr bwMode="auto">
                     <a:xfrm>
                       <a:off x="0" y="0"/>
-                      <a:ext cx="2511552" cy="1158239"/>
+                      <a:ext cx="3712463" cy="1712975"/>
                     </a:xfrm>
                     <a:prstGeom prst="rect">
                       <a:avLst/>
@@ -7719,7 +7719,7 @@
             <w:r>
               <w:drawing>
                 <wp:inline>
-                  <wp:extent cx="1816608" cy="1207007"/>
+                  <wp:extent cx="2688336" cy="1786127"/>
                   <wp:effectExtent b="0" l="0" r="0" t="0"/>
                   <wp:docPr descr="" title="" id="31" name="Picture"/>
                   <a:graphic>
@@ -7740,7 +7740,7 @@
                         <pic:spPr bwMode="auto">
                           <a:xfrm>
                             <a:off x="0" y="0"/>
-                            <a:ext cx="1816608" cy="1207007"/>
+                            <a:ext cx="2688336" cy="1786127"/>
                           </a:xfrm>
                           <a:prstGeom prst="rect">
                             <a:avLst/>
@@ -7773,7 +7773,7 @@
             <w:r>
               <w:drawing>
                 <wp:inline>
-                  <wp:extent cx="1121663" cy="1188720"/>
+                  <wp:extent cx="1658111" cy="1755648"/>
                   <wp:effectExtent b="0" l="0" r="0" t="0"/>
                   <wp:docPr descr="" title="" id="34" name="Picture"/>
                   <a:graphic>
@@ -7794,7 +7794,7 @@
                         <pic:spPr bwMode="auto">
                           <a:xfrm>
                             <a:off x="0" y="0"/>
-                            <a:ext cx="1121663" cy="1188720"/>
+                            <a:ext cx="1658111" cy="1755648"/>
                           </a:xfrm>
                           <a:prstGeom prst="rect">
                             <a:avLst/>
@@ -12094,7 +12094,7 @@
       <w:r>
         <w:drawing>
           <wp:inline>
-            <wp:extent cx="1664208" cy="1359407"/>
+            <wp:extent cx="2182368" cy="1261871"/>
             <wp:effectExtent b="0" l="0" r="0" t="0"/>
             <wp:docPr descr="" title="" id="43" name="Picture"/>
             <a:graphic>
@@ -12115,7 +12115,7 @@
                   <pic:spPr bwMode="auto">
                     <a:xfrm>
                       <a:off x="0" y="0"/>
-                      <a:ext cx="1664208" cy="1359407"/>
+                      <a:ext cx="2182368" cy="1261871"/>
                     </a:xfrm>
                     <a:prstGeom prst="rect">
                       <a:avLst/>
@@ -13342,7 +13342,7 @@
       <w:r>
         <w:drawing>
           <wp:inline>
-            <wp:extent cx="2663952" cy="2121407"/>
+            <wp:extent cx="3261292" cy="2527200"/>
             <wp:effectExtent b="0" l="0" r="0" t="0"/>
             <wp:docPr descr="" title="" id="47" name="Picture"/>
             <a:graphic>
@@ -13363,7 +13363,7 @@
                   <pic:spPr bwMode="auto">
                     <a:xfrm>
                       <a:off x="0" y="0"/>
-                      <a:ext cx="2663952" cy="2121407"/>
+                      <a:ext cx="3261292" cy="2527200"/>
                     </a:xfrm>
                     <a:prstGeom prst="rect">
                       <a:avLst/>
@@ -15681,7 +15681,7 @@
             <w:r>
               <w:drawing>
                 <wp:inline>
-                  <wp:extent cx="1560575" cy="2048256"/>
+                  <wp:extent cx="2332800" cy="3062871"/>
                   <wp:effectExtent b="0" l="0" r="0" t="0"/>
                   <wp:docPr descr="" title="" id="51" name="Picture"/>
                   <a:graphic>
@@ -15702,7 +15702,7 @@
                         <pic:spPr bwMode="auto">
                           <a:xfrm>
                             <a:off x="0" y="0"/>
-                            <a:ext cx="1560575" cy="2048256"/>
+                            <a:ext cx="2332800" cy="3062871"/>
                           </a:xfrm>
                           <a:prstGeom prst="rect">
                             <a:avLst/>
@@ -15735,7 +15735,7 @@
             <w:r>
               <w:drawing>
                 <wp:inline>
-                  <wp:extent cx="2267712" cy="1255775"/>
+                  <wp:extent cx="3627119" cy="2005581"/>
                   <wp:effectExtent b="0" l="0" r="0" t="0"/>
                   <wp:docPr descr="" title="" id="54" name="Picture"/>
                   <a:graphic>
@@ -15756,7 +15756,7 @@
                         <pic:spPr bwMode="auto">
                           <a:xfrm>
                             <a:off x="0" y="0"/>
-                            <a:ext cx="2267712" cy="1255775"/>
+                            <a:ext cx="3627119" cy="2005581"/>
                           </a:xfrm>
                           <a:prstGeom prst="rect">
                             <a:avLst/>
@@ -15802,7 +15802,7 @@
             <w:r>
               <w:drawing>
                 <wp:inline>
-                  <wp:extent cx="2036064" cy="1712975"/>
+                  <wp:extent cx="2916000" cy="2451842"/>
                   <wp:effectExtent b="0" l="0" r="0" t="0"/>
                   <wp:docPr descr="" title="" id="57" name="Picture"/>
                   <a:graphic>
@@ -15823,7 +15823,7 @@
                         <pic:spPr bwMode="auto">
                           <a:xfrm>
                             <a:off x="0" y="0"/>
-                            <a:ext cx="2036064" cy="1712975"/>
+                            <a:ext cx="2916000" cy="2451842"/>
                           </a:xfrm>
                           <a:prstGeom prst="rect">
                             <a:avLst/>
@@ -15856,7 +15856,7 @@
             <w:r>
               <w:drawing>
                 <wp:inline>
-                  <wp:extent cx="1267968" cy="1292351"/>
+                  <wp:extent cx="2023871" cy="2066543"/>
                   <wp:effectExtent b="0" l="0" r="0" t="0"/>
                   <wp:docPr descr="" title="" id="60" name="Picture"/>
                   <a:graphic>
@@ -15877,7 +15877,7 @@
                         <pic:spPr bwMode="auto">
                           <a:xfrm>
                             <a:off x="0" y="0"/>
-                            <a:ext cx="1267968" cy="1292351"/>
+                            <a:ext cx="2023871" cy="2066543"/>
                           </a:xfrm>
                           <a:prstGeom prst="rect">
                             <a:avLst/>
@@ -18816,7 +18816,7 @@
       <w:r>
         <w:drawing>
           <wp:inline>
-            <wp:extent cx="3035808" cy="1225295"/>
+            <wp:extent cx="4082400" cy="1690965"/>
             <wp:effectExtent b="0" l="0" r="0" t="0"/>
             <wp:docPr descr="" title="" id="67" name="Picture"/>
             <a:graphic>
@@ -18837,7 +18837,7 @@
                   <pic:spPr bwMode="auto">
                     <a:xfrm>
                       <a:off x="0" y="0"/>
-                      <a:ext cx="3035808" cy="1225295"/>
+                      <a:ext cx="4082400" cy="1690965"/>
                     </a:xfrm>
                     <a:prstGeom prst="rect">
                       <a:avLst/>
@@ -18890,7 +18890,7 @@
       <w:r>
         <w:drawing>
           <wp:inline>
-            <wp:extent cx="2889503" cy="2090927"/>
+            <wp:extent cx="3391077" cy="2527200"/>
             <wp:effectExtent b="0" l="0" r="0" t="0"/>
             <wp:docPr descr="" title="" id="70" name="Picture"/>
             <a:graphic>
@@ -18911,7 +18911,7 @@
                   <pic:spPr bwMode="auto">
                     <a:xfrm>
                       <a:off x="0" y="0"/>
-                      <a:ext cx="2889503" cy="2090927"/>
+                      <a:ext cx="3391077" cy="2527200"/>
                     </a:xfrm>
                     <a:prstGeom prst="rect">
                       <a:avLst/>
@@ -19304,7 +19304,7 @@
       <w:r>
         <w:drawing>
           <wp:inline>
-            <wp:extent cx="4082400" cy="1852198"/>
+            <wp:extent cx="4082400" cy="1879664"/>
             <wp:effectExtent b="0" l="0" r="0" t="0"/>
             <wp:docPr descr="" title="" id="74" name="Picture"/>
             <a:graphic>
@@ -19325,7 +19325,7 @@
                   <pic:spPr bwMode="auto">
                     <a:xfrm>
                       <a:off x="0" y="0"/>
-                      <a:ext cx="4082400" cy="1852198"/>
+                      <a:ext cx="4082400" cy="1879664"/>
                     </a:xfrm>
                     <a:prstGeom prst="rect">
                       <a:avLst/>
@@ -19783,7 +19783,7 @@
       <w:r>
         <w:drawing>
           <wp:inline>
-            <wp:extent cx="3388745" cy="2527200"/>
+            <wp:extent cx="3448697" cy="2527200"/>
             <wp:effectExtent b="0" l="0" r="0" t="0"/>
             <wp:docPr descr="" title="" id="77" name="Picture"/>
             <a:graphic>
@@ -19804,7 +19804,7 @@
                   <pic:spPr bwMode="auto">
                     <a:xfrm>
                       <a:off x="0" y="0"/>
-                      <a:ext cx="3388745" cy="2527200"/>
+                      <a:ext cx="3448697" cy="2527200"/>
                     </a:xfrm>
                     <a:prstGeom prst="rect">
                       <a:avLst/>
@@ -21070,7 +21070,7 @@
       <w:r>
         <w:drawing>
           <wp:inline>
-            <wp:extent cx="2627376" cy="749807"/>
+            <wp:extent cx="3956304" cy="1310638"/>
             <wp:effectExtent b="0" l="0" r="0" t="0"/>
             <wp:docPr descr="" title="" id="82" name="Picture"/>
             <a:graphic>
@@ -21091,7 +21091,7 @@
                   <pic:spPr bwMode="auto">
                     <a:xfrm>
                       <a:off x="0" y="0"/>
-                      <a:ext cx="2627376" cy="749807"/>
+                      <a:ext cx="3956304" cy="1310638"/>
                     </a:xfrm>
                     <a:prstGeom prst="rect">
                       <a:avLst/>

--- a/00-首页/题组Word/初赛模拟卷/真题版式/初赛模拟卷XI（非有机·学生版·真题版式）.docx
+++ b/00-首页/题组Word/初赛模拟卷/真题版式/初赛模拟卷XI（非有机·学生版·真题版式）.docx
@@ -2,7 +2,7 @@
 <file path=word/document.xml><?xml version="1.0" encoding="utf-8"?>
 <w:document xmlns:w="http://schemas.openxmlformats.org/wordprocessingml/2006/main" xmlns:m="http://schemas.openxmlformats.org/officeDocument/2006/math" xmlns:r="http://schemas.openxmlformats.org/officeDocument/2006/relationships" xmlns:o="urn:schemas-microsoft-com:office:office" xmlns:v="urn:schemas-microsoft-com:vml" xmlns:w10="urn:schemas-microsoft-com:office:word" xmlns:a="http://schemas.openxmlformats.org/drawingml/2006/main" xmlns:pic="http://schemas.openxmlformats.org/drawingml/2006/picture" xmlns:wp="http://schemas.openxmlformats.org/drawingml/2006/wordprocessingDrawing">
   <w:body>
-    <w:bookmarkStart w:id="107" w:name="初赛模拟卷-xi非有机"/>
+    <w:bookmarkStart w:id="113" w:name="初赛模拟卷-xi非有机"/>
     <w:p>
       <w:pPr>
         <w:pStyle w:val="Heading1"/>
@@ -10414,7 +10414,7 @@
     </w:p>
     <w:bookmarkEnd w:id="37"/>
     <w:bookmarkEnd w:id="38"/>
-    <w:bookmarkStart w:id="80" w:name="第二部分-结构化学第-812-题共-49-分"/>
+    <w:bookmarkStart w:id="86" w:name="第二部分-结构化学第-812-题共-49-分"/>
     <w:p>
       <w:pPr>
         <w:pStyle w:val="Heading2"/>
@@ -15323,7 +15323,7 @@
       </w:r>
     </w:p>
     <w:bookmarkEnd w:id="49"/>
-    <w:bookmarkStart w:id="62" w:name="第-10-题11-分碳酸及4-氧化态的碳"/>
+    <w:bookmarkStart w:id="68" w:name="第-10-题11-分碳酸及4-氧化态的碳"/>
     <w:p>
       <w:pPr>
         <w:pStyle w:val="Heading3"/>
@@ -15665,7 +15665,50 @@
           <w:p>
             <w:pPr>
               <w:pStyle w:val="Compact"/>
+              <w:jc w:val="center"/>
             </w:pPr>
+            <w:r>
+              <w:drawing>
+                <wp:inline>
+                  <wp:extent cx="658368" cy="652272"/>
+                  <wp:effectExtent b="0" l="0" r="0" t="0"/>
+                  <wp:docPr descr="" title="" id="51" name="Picture"/>
+                  <a:graphic>
+                    <a:graphicData uri="http://schemas.openxmlformats.org/drawingml/2006/picture">
+                      <pic:pic>
+                        <pic:nvPicPr>
+                          <pic:cNvPr descr="143ca87a54061c3956ccb480feb22aef092f177264fe6e25c062ca85fb9e12bc.jpg" id="52" name="Picture"/>
+                          <pic:cNvPicPr>
+                            <a:picLocks noChangeArrowheads="1" noChangeAspect="1"/>
+                          </pic:cNvPicPr>
+                        </pic:nvPicPr>
+                        <pic:blipFill>
+                          <a:blip r:embed="rId50"/>
+                          <a:stretch>
+                            <a:fillRect/>
+                          </a:stretch>
+                        </pic:blipFill>
+                        <pic:spPr bwMode="auto">
+                          <a:xfrm>
+                            <a:off x="0" y="0"/>
+                            <a:ext cx="658368" cy="652272"/>
+                          </a:xfrm>
+                          <a:prstGeom prst="rect">
+                            <a:avLst/>
+                          </a:prstGeom>
+                          <a:noFill/>
+                          <a:ln w="9525">
+                            <a:noFill/>
+                            <a:headEnd/>
+                            <a:tailEnd/>
+                          </a:ln>
+                        </pic:spPr>
+                      </pic:pic>
+                    </a:graphicData>
+                  </a:graphic>
+                </wp:inline>
+              </w:drawing>
+            </w:r>
           </w:p>
         </w:tc>
         <w:tc>
@@ -15681,20 +15724,20 @@
             <w:r>
               <w:drawing>
                 <wp:inline>
-                  <wp:extent cx="2332800" cy="3062871"/>
+                  <wp:extent cx="1784126" cy="2342486"/>
                   <wp:effectExtent b="0" l="0" r="0" t="0"/>
-                  <wp:docPr descr="" title="" id="51" name="Picture"/>
+                  <wp:docPr descr="" title="" id="54" name="Picture"/>
                   <a:graphic>
                     <a:graphicData uri="http://schemas.openxmlformats.org/drawingml/2006/picture">
                       <pic:pic>
                         <pic:nvPicPr>
-                          <pic:cNvPr descr="8d3112e549b32ad877253a55e22aa27113fe7f10ef479397353d90738c45fc25.jpg" id="52" name="Picture"/>
+                          <pic:cNvPr descr="8d3112e549b32ad877253a55e22aa27113fe7f10ef479397353d90738c45fc25.jpg" id="55" name="Picture"/>
                           <pic:cNvPicPr>
                             <a:picLocks noChangeArrowheads="1" noChangeAspect="1"/>
                           </pic:cNvPicPr>
                         </pic:nvPicPr>
                         <pic:blipFill>
-                          <a:blip r:embed="rId50"/>
+                          <a:blip r:embed="rId53"/>
                           <a:stretch>
                             <a:fillRect/>
                           </a:stretch>
@@ -15702,7 +15745,7 @@
                         <pic:spPr bwMode="auto">
                           <a:xfrm>
                             <a:off x="0" y="0"/>
-                            <a:ext cx="2332800" cy="3062871"/>
+                            <a:ext cx="1784126" cy="2342486"/>
                           </a:xfrm>
                           <a:prstGeom prst="rect">
                             <a:avLst/>
@@ -15735,20 +15778,20 @@
             <w:r>
               <w:drawing>
                 <wp:inline>
-                  <wp:extent cx="3627119" cy="2005581"/>
+                  <wp:extent cx="1784761" cy="986867"/>
                   <wp:effectExtent b="0" l="0" r="0" t="0"/>
-                  <wp:docPr descr="" title="" id="54" name="Picture"/>
+                  <wp:docPr descr="" title="" id="57" name="Picture"/>
                   <a:graphic>
                     <a:graphicData uri="http://schemas.openxmlformats.org/drawingml/2006/picture">
                       <pic:pic>
                         <pic:nvPicPr>
-                          <pic:cNvPr descr="066d8ddbc928572318d9b54e795cc4cb3e668d13ccfce64105eedb4669cd69e6.jpg" id="55" name="Picture"/>
+                          <pic:cNvPr descr="066d8ddbc928572318d9b54e795cc4cb3e668d13ccfce64105eedb4669cd69e6.jpg" id="58" name="Picture"/>
                           <pic:cNvPicPr>
                             <a:picLocks noChangeArrowheads="1" noChangeAspect="1"/>
                           </pic:cNvPicPr>
                         </pic:nvPicPr>
                         <pic:blipFill>
-                          <a:blip r:embed="rId53"/>
+                          <a:blip r:embed="rId56"/>
                           <a:stretch>
                             <a:fillRect/>
                           </a:stretch>
@@ -15756,7 +15799,7 @@
                         <pic:spPr bwMode="auto">
                           <a:xfrm>
                             <a:off x="0" y="0"/>
-                            <a:ext cx="3627119" cy="2005581"/>
+                            <a:ext cx="1784761" cy="986867"/>
                           </a:xfrm>
                           <a:prstGeom prst="rect">
                             <a:avLst/>
@@ -15786,7 +15829,50 @@
           <w:p>
             <w:pPr>
               <w:pStyle w:val="Compact"/>
+              <w:jc w:val="center"/>
             </w:pPr>
+            <w:r>
+              <w:drawing>
+                <wp:inline>
+                  <wp:extent cx="664464" cy="652272"/>
+                  <wp:effectExtent b="0" l="0" r="0" t="0"/>
+                  <wp:docPr descr="" title="" id="60" name="Picture"/>
+                  <a:graphic>
+                    <a:graphicData uri="http://schemas.openxmlformats.org/drawingml/2006/picture">
+                      <pic:pic>
+                        <pic:nvPicPr>
+                          <pic:cNvPr descr="7e7ab009ad656c8c262b775a4dfb6692be5c809399d19217d5cd2eb924073f3f.jpg" id="61" name="Picture"/>
+                          <pic:cNvPicPr>
+                            <a:picLocks noChangeArrowheads="1" noChangeAspect="1"/>
+                          </pic:cNvPicPr>
+                        </pic:nvPicPr>
+                        <pic:blipFill>
+                          <a:blip r:embed="rId59"/>
+                          <a:stretch>
+                            <a:fillRect/>
+                          </a:stretch>
+                        </pic:blipFill>
+                        <pic:spPr bwMode="auto">
+                          <a:xfrm>
+                            <a:off x="0" y="0"/>
+                            <a:ext cx="664464" cy="652272"/>
+                          </a:xfrm>
+                          <a:prstGeom prst="rect">
+                            <a:avLst/>
+                          </a:prstGeom>
+                          <a:noFill/>
+                          <a:ln w="9525">
+                            <a:noFill/>
+                            <a:headEnd/>
+                            <a:tailEnd/>
+                          </a:ln>
+                        </pic:spPr>
+                      </pic:pic>
+                    </a:graphicData>
+                  </a:graphic>
+                </wp:inline>
+              </w:drawing>
+            </w:r>
           </w:p>
         </w:tc>
         <w:tc>
@@ -15802,20 +15888,20 @@
             <w:r>
               <w:drawing>
                 <wp:inline>
-                  <wp:extent cx="2916000" cy="2451842"/>
+                  <wp:extent cx="1784126" cy="1500136"/>
                   <wp:effectExtent b="0" l="0" r="0" t="0"/>
-                  <wp:docPr descr="" title="" id="57" name="Picture"/>
+                  <wp:docPr descr="" title="" id="63" name="Picture"/>
                   <a:graphic>
                     <a:graphicData uri="http://schemas.openxmlformats.org/drawingml/2006/picture">
                       <pic:pic>
                         <pic:nvPicPr>
-                          <pic:cNvPr descr="202b83c990bba174ba02ff460d3c8fa5d5fac5279d3ae09714400a24c8fafc18.jpg" id="58" name="Picture"/>
+                          <pic:cNvPr descr="202b83c990bba174ba02ff460d3c8fa5d5fac5279d3ae09714400a24c8fafc18.jpg" id="64" name="Picture"/>
                           <pic:cNvPicPr>
                             <a:picLocks noChangeArrowheads="1" noChangeAspect="1"/>
                           </pic:cNvPicPr>
                         </pic:nvPicPr>
                         <pic:blipFill>
-                          <a:blip r:embed="rId56"/>
+                          <a:blip r:embed="rId62"/>
                           <a:stretch>
                             <a:fillRect/>
                           </a:stretch>
@@ -15823,7 +15909,7 @@
                         <pic:spPr bwMode="auto">
                           <a:xfrm>
                             <a:off x="0" y="0"/>
-                            <a:ext cx="2916000" cy="2451842"/>
+                            <a:ext cx="1784126" cy="1500136"/>
                           </a:xfrm>
                           <a:prstGeom prst="rect">
                             <a:avLst/>
@@ -15856,20 +15942,20 @@
             <w:r>
               <w:drawing>
                 <wp:inline>
-                  <wp:extent cx="2023871" cy="2066543"/>
+                  <wp:extent cx="1784761" cy="1822391"/>
                   <wp:effectExtent b="0" l="0" r="0" t="0"/>
-                  <wp:docPr descr="" title="" id="60" name="Picture"/>
+                  <wp:docPr descr="" title="" id="66" name="Picture"/>
                   <a:graphic>
                     <a:graphicData uri="http://schemas.openxmlformats.org/drawingml/2006/picture">
                       <pic:pic>
                         <pic:nvPicPr>
-                          <pic:cNvPr descr="eba4f12ab3514e16439e88ef552ef4214a3ca7ca4ba01995601d8477ff40b3d9.jpg" id="61" name="Picture"/>
+                          <pic:cNvPr descr="eba4f12ab3514e16439e88ef552ef4214a3ca7ca4ba01995601d8477ff40b3d9.jpg" id="67" name="Picture"/>
                           <pic:cNvPicPr>
                             <a:picLocks noChangeArrowheads="1" noChangeAspect="1"/>
                           </pic:cNvPicPr>
                         </pic:nvPicPr>
                         <pic:blipFill>
-                          <a:blip r:embed="rId59"/>
+                          <a:blip r:embed="rId65"/>
                           <a:stretch>
                             <a:fillRect/>
                           </a:stretch>
@@ -15877,7 +15963,7 @@
                         <pic:spPr bwMode="auto">
                           <a:xfrm>
                             <a:off x="0" y="0"/>
-                            <a:ext cx="2023871" cy="2066543"/>
+                            <a:ext cx="1784761" cy="1822391"/>
                           </a:xfrm>
                           <a:prstGeom prst="rect">
                             <a:avLst/>
@@ -18237,8 +18323,8 @@
         <w:t xml:space="preserve">的化学反应方程式。</w:t>
       </w:r>
     </w:p>
-    <w:bookmarkEnd w:id="62"/>
-    <w:bookmarkStart w:id="72" w:name="第-11-题6-分cu的元素化学"/>
+    <w:bookmarkEnd w:id="68"/>
+    <w:bookmarkStart w:id="78" w:name="第-11-题6-分cu的元素化学"/>
     <w:p>
       <w:pPr>
         <w:pStyle w:val="Heading3"/>
@@ -18335,18 +18421,18 @@
           <wp:inline>
             <wp:extent cx="4082400" cy="1135231"/>
             <wp:effectExtent b="0" l="0" r="0" t="0"/>
-            <wp:docPr descr="" title="" id="64" name="Picture"/>
+            <wp:docPr descr="" title="" id="70" name="Picture"/>
             <a:graphic>
               <a:graphicData uri="http://schemas.openxmlformats.org/drawingml/2006/picture">
                 <pic:pic>
                   <pic:nvPicPr>
-                    <pic:cNvPr descr="39860c365634bab8d4cd1b88d8a0cbe475df3005547a660d5df0a4ca67fa6b2c.jpg" id="65" name="Picture"/>
+                    <pic:cNvPr descr="39860c365634bab8d4cd1b88d8a0cbe475df3005547a660d5df0a4ca67fa6b2c.jpg" id="71" name="Picture"/>
                     <pic:cNvPicPr>
                       <a:picLocks noChangeArrowheads="1" noChangeAspect="1"/>
                     </pic:cNvPicPr>
                   </pic:nvPicPr>
                   <pic:blipFill>
-                    <a:blip r:embed="rId63"/>
+                    <a:blip r:embed="rId69"/>
                     <a:stretch>
                       <a:fillRect/>
                     </a:stretch>
@@ -18818,18 +18904,18 @@
           <wp:inline>
             <wp:extent cx="4082400" cy="1690965"/>
             <wp:effectExtent b="0" l="0" r="0" t="0"/>
-            <wp:docPr descr="" title="" id="67" name="Picture"/>
+            <wp:docPr descr="" title="" id="73" name="Picture"/>
             <a:graphic>
               <a:graphicData uri="http://schemas.openxmlformats.org/drawingml/2006/picture">
                 <pic:pic>
                   <pic:nvPicPr>
-                    <pic:cNvPr descr="c76f59e878f18997b009c58df563d667e3a4d404cff98eb8b2091439f923f213.jpg" id="68" name="Picture"/>
+                    <pic:cNvPr descr="c76f59e878f18997b009c58df563d667e3a4d404cff98eb8b2091439f923f213.jpg" id="74" name="Picture"/>
                     <pic:cNvPicPr>
                       <a:picLocks noChangeArrowheads="1" noChangeAspect="1"/>
                     </pic:cNvPicPr>
                   </pic:nvPicPr>
                   <pic:blipFill>
-                    <a:blip r:embed="rId66"/>
+                    <a:blip r:embed="rId72"/>
                     <a:stretch>
                       <a:fillRect/>
                     </a:stretch>
@@ -18892,18 +18978,18 @@
           <wp:inline>
             <wp:extent cx="3391077" cy="2527200"/>
             <wp:effectExtent b="0" l="0" r="0" t="0"/>
-            <wp:docPr descr="" title="" id="70" name="Picture"/>
+            <wp:docPr descr="" title="" id="76" name="Picture"/>
             <a:graphic>
               <a:graphicData uri="http://schemas.openxmlformats.org/drawingml/2006/picture">
                 <pic:pic>
                   <pic:nvPicPr>
-                    <pic:cNvPr descr="123510c275cf0dee0ed7f217e8ae5fc2dcde1b3bb9de9a43c7760adc39ab9735.jpg" id="71" name="Picture"/>
+                    <pic:cNvPr descr="123510c275cf0dee0ed7f217e8ae5fc2dcde1b3bb9de9a43c7760adc39ab9735.jpg" id="77" name="Picture"/>
                     <pic:cNvPicPr>
                       <a:picLocks noChangeArrowheads="1" noChangeAspect="1"/>
                     </pic:cNvPicPr>
                   </pic:nvPicPr>
                   <pic:blipFill>
-                    <a:blip r:embed="rId69"/>
+                    <a:blip r:embed="rId75"/>
                     <a:stretch>
                       <a:fillRect/>
                     </a:stretch>
@@ -18930,8 +19016,8 @@
         </w:drawing>
       </w:r>
     </w:p>
-    <w:bookmarkEnd w:id="72"/>
-    <w:bookmarkStart w:id="79" w:name="第-12-题6-分含-se-物质的晶体结构"/>
+    <w:bookmarkEnd w:id="78"/>
+    <w:bookmarkStart w:id="85" w:name="第-12-题6-分含-se-物质的晶体结构"/>
     <w:p>
       <w:pPr>
         <w:pStyle w:val="Heading3"/>
@@ -19306,18 +19392,18 @@
           <wp:inline>
             <wp:extent cx="4082400" cy="1879664"/>
             <wp:effectExtent b="0" l="0" r="0" t="0"/>
-            <wp:docPr descr="" title="" id="74" name="Picture"/>
+            <wp:docPr descr="" title="" id="80" name="Picture"/>
             <a:graphic>
               <a:graphicData uri="http://schemas.openxmlformats.org/drawingml/2006/picture">
                 <pic:pic>
                   <pic:nvPicPr>
-                    <pic:cNvPr descr="043aeae184bf64d910c4a627cabdf7a2a87e990500651b4ebf3fb2c6b816a599.jpg" id="75" name="Picture"/>
+                    <pic:cNvPr descr="043aeae184bf64d910c4a627cabdf7a2a87e990500651b4ebf3fb2c6b816a599.jpg" id="81" name="Picture"/>
                     <pic:cNvPicPr>
                       <a:picLocks noChangeArrowheads="1" noChangeAspect="1"/>
                     </pic:cNvPicPr>
                   </pic:nvPicPr>
                   <pic:blipFill>
-                    <a:blip r:embed="rId73"/>
+                    <a:blip r:embed="rId79"/>
                     <a:stretch>
                       <a:fillRect/>
                     </a:stretch>
@@ -19785,18 +19871,18 @@
           <wp:inline>
             <wp:extent cx="3448697" cy="2527200"/>
             <wp:effectExtent b="0" l="0" r="0" t="0"/>
-            <wp:docPr descr="" title="" id="77" name="Picture"/>
+            <wp:docPr descr="" title="" id="83" name="Picture"/>
             <a:graphic>
               <a:graphicData uri="http://schemas.openxmlformats.org/drawingml/2006/picture">
                 <pic:pic>
                   <pic:nvPicPr>
-                    <pic:cNvPr descr="559275fa4d7839d15dbb22cbe06f9312a886b69a6a35e6c61215d5cae7a4292d.jpg" id="78" name="Picture"/>
+                    <pic:cNvPr descr="559275fa4d7839d15dbb22cbe06f9312a886b69a6a35e6c61215d5cae7a4292d.jpg" id="84" name="Picture"/>
                     <pic:cNvPicPr>
                       <a:picLocks noChangeArrowheads="1" noChangeAspect="1"/>
                     </pic:cNvPicPr>
                   </pic:nvPicPr>
                   <pic:blipFill>
-                    <a:blip r:embed="rId76"/>
+                    <a:blip r:embed="rId82"/>
                     <a:stretch>
                       <a:fillRect/>
                     </a:stretch>
@@ -19925,9 +20011,9 @@
         <w:t xml:space="preserve">94.31°，计算该晶体的密度。</w:t>
       </w:r>
     </w:p>
-    <w:bookmarkEnd w:id="79"/>
-    <w:bookmarkEnd w:id="80"/>
-    <w:bookmarkStart w:id="106" w:name="第三部分-化学原理第-1316-题共-48-分"/>
+    <w:bookmarkEnd w:id="85"/>
+    <w:bookmarkEnd w:id="86"/>
+    <w:bookmarkStart w:id="112" w:name="第三部分-化学原理第-1316-题共-48-分"/>
     <w:p>
       <w:pPr>
         <w:pStyle w:val="Heading2"/>
@@ -19966,7 +20052,7 @@
         <w:t xml:space="preserve">分）</w:t>
       </w:r>
     </w:p>
-    <w:bookmarkStart w:id="84" w:name="第-13-题13-分金属元素的提取和纯化"/>
+    <w:bookmarkStart w:id="90" w:name="第-13-题13-分金属元素的提取和纯化"/>
     <w:p>
       <w:pPr>
         <w:pStyle w:val="Heading3"/>
@@ -21072,18 +21158,18 @@
           <wp:inline>
             <wp:extent cx="3956304" cy="1310638"/>
             <wp:effectExtent b="0" l="0" r="0" t="0"/>
-            <wp:docPr descr="" title="" id="82" name="Picture"/>
+            <wp:docPr descr="" title="" id="88" name="Picture"/>
             <a:graphic>
               <a:graphicData uri="http://schemas.openxmlformats.org/drawingml/2006/picture">
                 <pic:pic>
                   <pic:nvPicPr>
-                    <pic:cNvPr descr="9fbf7ef86ef40d8e1ff254360213e9c13169e33b432581dca9a7b1a0e970b395.jpg" id="83" name="Picture"/>
+                    <pic:cNvPr descr="9fbf7ef86ef40d8e1ff254360213e9c13169e33b432581dca9a7b1a0e970b395.jpg" id="89" name="Picture"/>
                     <pic:cNvPicPr>
                       <a:picLocks noChangeArrowheads="1" noChangeAspect="1"/>
                     </pic:cNvPicPr>
                   </pic:nvPicPr>
                   <pic:blipFill>
-                    <a:blip r:embed="rId81"/>
+                    <a:blip r:embed="rId87"/>
                     <a:stretch>
                       <a:fillRect/>
                     </a:stretch>
@@ -24196,8 +24282,8 @@
         </m:oMath>
       </m:oMathPara>
     </w:p>
-    <w:bookmarkEnd w:id="84"/>
-    <w:bookmarkStart w:id="85" w:name="第-14-题13-分液体与气体的混合物"/>
+    <w:bookmarkEnd w:id="90"/>
+    <w:bookmarkStart w:id="91" w:name="第-14-题13-分液体与气体的混合物"/>
     <w:p>
       <w:pPr>
         <w:pStyle w:val="Heading3"/>
@@ -28642,8 +28728,8 @@
         <w:t xml:space="preserve">0.8kJ/mol、4.2kJ/mol、9.8kJ/mol、1.2kJ/mol、0.6kJ/mol、0.9kJ/mol、2.9kJ/mol，计算最终计算所得溶解焓的标准差。</w:t>
       </w:r>
     </w:p>
-    <w:bookmarkEnd w:id="85"/>
-    <w:bookmarkStart w:id="104" w:name="第-15-题13-分含氟活性小分子"/>
+    <w:bookmarkEnd w:id="91"/>
+    <w:bookmarkStart w:id="110" w:name="第-15-题13-分含氟活性小分子"/>
     <w:p>
       <w:pPr>
         <w:pStyle w:val="Heading3"/>
@@ -28960,18 +29046,18 @@
           <wp:inline>
             <wp:extent cx="4082400" cy="610970"/>
             <wp:effectExtent b="0" l="0" r="0" t="0"/>
-            <wp:docPr descr="" title="" id="87" name="Picture"/>
+            <wp:docPr descr="" title="" id="93" name="Picture"/>
             <a:graphic>
               <a:graphicData uri="http://schemas.openxmlformats.org/drawingml/2006/picture">
                 <pic:pic>
                   <pic:nvPicPr>
-                    <pic:cNvPr descr="69f2084e3b5df13fe863c9f24fd3cc639bb3d27a971eba6e5728c19c556a3fcb.jpg" id="88" name="Picture"/>
+                    <pic:cNvPr descr="69f2084e3b5df13fe863c9f24fd3cc639bb3d27a971eba6e5728c19c556a3fcb.jpg" id="94" name="Picture"/>
                     <pic:cNvPicPr>
                       <a:picLocks noChangeArrowheads="1" noChangeAspect="1"/>
                     </pic:cNvPicPr>
                   </pic:nvPicPr>
                   <pic:blipFill>
-                    <a:blip r:embed="rId86"/>
+                    <a:blip r:embed="rId92"/>
                     <a:stretch>
                       <a:fillRect/>
                     </a:stretch>
@@ -29058,18 +29144,18 @@
           <wp:inline>
             <wp:extent cx="3456432" cy="1712975"/>
             <wp:effectExtent b="0" l="0" r="0" t="0"/>
-            <wp:docPr descr="" title="" id="90" name="Picture"/>
+            <wp:docPr descr="" title="" id="96" name="Picture"/>
             <a:graphic>
               <a:graphicData uri="http://schemas.openxmlformats.org/drawingml/2006/picture">
                 <pic:pic>
                   <pic:nvPicPr>
-                    <pic:cNvPr descr="683d936b88b57fc4162f28b639284913422f81fb414fb8afe96e71a01a299e4e.jpg" id="91" name="Picture"/>
+                    <pic:cNvPr descr="683d936b88b57fc4162f28b639284913422f81fb414fb8afe96e71a01a299e4e.jpg" id="97" name="Picture"/>
                     <pic:cNvPicPr>
                       <a:picLocks noChangeArrowheads="1" noChangeAspect="1"/>
                     </pic:cNvPicPr>
                   </pic:nvPicPr>
                   <pic:blipFill>
-                    <a:blip r:embed="rId89"/>
+                    <a:blip r:embed="rId95"/>
                     <a:stretch>
                       <a:fillRect/>
                     </a:stretch>
@@ -29175,18 +29261,18 @@
           <wp:inline>
             <wp:extent cx="4082400" cy="1097625"/>
             <wp:effectExtent b="0" l="0" r="0" t="0"/>
-            <wp:docPr descr="" title="" id="93" name="Picture"/>
+            <wp:docPr descr="" title="" id="99" name="Picture"/>
             <a:graphic>
               <a:graphicData uri="http://schemas.openxmlformats.org/drawingml/2006/picture">
                 <pic:pic>
                   <pic:nvPicPr>
-                    <pic:cNvPr descr="31c1668a8633baf981c8a7a59c47e9b68162bb777ce13bca58dafa49caa65745.jpg" id="94" name="Picture"/>
+                    <pic:cNvPr descr="31c1668a8633baf981c8a7a59c47e9b68162bb777ce13bca58dafa49caa65745.jpg" id="100" name="Picture"/>
                     <pic:cNvPicPr>
                       <a:picLocks noChangeArrowheads="1" noChangeAspect="1"/>
                     </pic:cNvPicPr>
                   </pic:nvPicPr>
                   <pic:blipFill>
-                    <a:blip r:embed="rId92"/>
+                    <a:blip r:embed="rId98"/>
                     <a:stretch>
                       <a:fillRect/>
                     </a:stretch>
@@ -30252,18 +30338,18 @@
           <wp:inline>
             <wp:extent cx="4082400" cy="2132387"/>
             <wp:effectExtent b="0" l="0" r="0" t="0"/>
-            <wp:docPr descr="" title="" id="96" name="Picture"/>
+            <wp:docPr descr="" title="" id="102" name="Picture"/>
             <a:graphic>
               <a:graphicData uri="http://schemas.openxmlformats.org/drawingml/2006/picture">
                 <pic:pic>
                   <pic:nvPicPr>
-                    <pic:cNvPr descr="8588eceee9a2553f8be3fd40dc3bbbec69d33672240f872242cd236311e3bc2c.jpg" id="97" name="Picture"/>
+                    <pic:cNvPr descr="8588eceee9a2553f8be3fd40dc3bbbec69d33672240f872242cd236311e3bc2c.jpg" id="103" name="Picture"/>
                     <pic:cNvPicPr>
                       <a:picLocks noChangeArrowheads="1" noChangeAspect="1"/>
                     </pic:cNvPicPr>
                   </pic:nvPicPr>
                   <pic:blipFill>
-                    <a:blip r:embed="rId95"/>
+                    <a:blip r:embed="rId101"/>
                     <a:stretch>
                       <a:fillRect/>
                     </a:stretch>
@@ -31542,18 +31628,18 @@
           <wp:inline>
             <wp:extent cx="4082400" cy="1207074"/>
             <wp:effectExtent b="0" l="0" r="0" t="0"/>
-            <wp:docPr descr="" title="" id="99" name="Picture"/>
+            <wp:docPr descr="" title="" id="105" name="Picture"/>
             <a:graphic>
               <a:graphicData uri="http://schemas.openxmlformats.org/drawingml/2006/picture">
                 <pic:pic>
                   <pic:nvPicPr>
-                    <pic:cNvPr descr="5d5ff267e33d2ebc1d3fc4916688c0b1bfa43ac0941cc9eb8b88b52b7172f464.jpg" id="100" name="Picture"/>
+                    <pic:cNvPr descr="5d5ff267e33d2ebc1d3fc4916688c0b1bfa43ac0941cc9eb8b88b52b7172f464.jpg" id="106" name="Picture"/>
                     <pic:cNvPicPr>
                       <a:picLocks noChangeArrowheads="1" noChangeAspect="1"/>
                     </pic:cNvPicPr>
                   </pic:nvPicPr>
                   <pic:blipFill>
-                    <a:blip r:embed="rId98"/>
+                    <a:blip r:embed="rId104"/>
                     <a:stretch>
                       <a:fillRect/>
                     </a:stretch>
@@ -31631,18 +31717,18 @@
           <wp:inline>
             <wp:extent cx="2911554" cy="2916000"/>
             <wp:effectExtent b="0" l="0" r="0" t="0"/>
-            <wp:docPr descr="" title="" id="102" name="Picture"/>
+            <wp:docPr descr="" title="" id="108" name="Picture"/>
             <a:graphic>
               <a:graphicData uri="http://schemas.openxmlformats.org/drawingml/2006/picture">
                 <pic:pic>
                   <pic:nvPicPr>
-                    <pic:cNvPr descr="6c4d3f8a90d1ec500826d6f45243046ea896d2ebcf367d35289f72043b6133db.jpg" id="103" name="Picture"/>
+                    <pic:cNvPr descr="6c4d3f8a90d1ec500826d6f45243046ea896d2ebcf367d35289f72043b6133db.jpg" id="109" name="Picture"/>
                     <pic:cNvPicPr>
                       <a:picLocks noChangeArrowheads="1" noChangeAspect="1"/>
                     </pic:cNvPicPr>
                   </pic:nvPicPr>
                   <pic:blipFill>
-                    <a:blip r:embed="rId101"/>
+                    <a:blip r:embed="rId107"/>
                     <a:stretch>
                       <a:fillRect/>
                     </a:stretch>
@@ -31669,8 +31755,8 @@
         </w:drawing>
       </w:r>
     </w:p>
-    <w:bookmarkEnd w:id="104"/>
-    <w:bookmarkStart w:id="105" w:name="第-16-题9-分硫代砷酸盐的制备及结构"/>
+    <w:bookmarkEnd w:id="110"/>
+    <w:bookmarkStart w:id="111" w:name="第-16-题9-分硫代砷酸盐的制备及结构"/>
     <w:p>
       <w:pPr>
         <w:pStyle w:val="Heading3"/>
@@ -34163,9 +34249,9 @@
         <w:t xml:space="preserve">团簇）</w:t>
       </w:r>
     </w:p>
-    <w:bookmarkEnd w:id="105"/>
-    <w:bookmarkEnd w:id="106"/>
-    <w:bookmarkEnd w:id="107"/>
+    <w:bookmarkEnd w:id="111"/>
+    <w:bookmarkEnd w:id="112"/>
+    <w:bookmarkEnd w:id="113"/>
     <w:sectPr>
       <w:footerReference r:id="rId9" w:type="default"/>
       <w:headerReference r:id="rId10" w:type="default"/>

--- a/00-首页/题组Word/初赛模拟卷/真题版式/初赛模拟卷XI（非有机·学生版·真题版式）.docx
+++ b/00-首页/题组Word/初赛模拟卷/真题版式/初赛模拟卷XI（非有机·学生版·真题版式）.docx
@@ -15724,7 +15724,7 @@
             <w:r>
               <w:drawing>
                 <wp:inline>
-                  <wp:extent cx="1784126" cy="2342486"/>
+                  <wp:extent cx="1784126" cy="2342487"/>
                   <wp:effectExtent b="0" l="0" r="0" t="0"/>
                   <wp:docPr descr="" title="" id="54" name="Picture"/>
                   <a:graphic>
@@ -15745,7 +15745,7 @@
                         <pic:spPr bwMode="auto">
                           <a:xfrm>
                             <a:off x="0" y="0"/>
-                            <a:ext cx="1784126" cy="2342486"/>
+                            <a:ext cx="1784126" cy="2342487"/>
                           </a:xfrm>
                           <a:prstGeom prst="rect">
                             <a:avLst/>
